--- a/Manual de Implementación de Gerardo Aguilar.docx
+++ b/Manual de Implementación de Gerardo Aguilar.docx
@@ -1,6 +1,6 @@
 
 <file path=word/document.xml><?xml version="1.0" encoding="utf-8"?>
-<w:document xmlns:wpc="http://schemas.microsoft.com/office/word/2010/wordprocessingCanvas" xmlns:cx="http://schemas.microsoft.com/office/drawing/2014/chartex" xmlns:cx1="http://schemas.microsoft.com/office/drawing/2015/9/8/chartex" xmlns:cx2="http://schemas.microsoft.com/office/drawing/2015/10/21/chartex" xmlns:cx3="http://schemas.microsoft.com/office/drawing/2016/5/9/chartex" xmlns:cx4="http://schemas.microsoft.com/office/drawing/2016/5/10/chartex" xmlns:cx5="http://schemas.microsoft.com/office/drawing/2016/5/11/chartex" xmlns:cx6="http://schemas.microsoft.com/office/drawing/2016/5/12/chartex" xmlns:cx7="http://schemas.microsoft.com/office/drawing/2016/5/13/chartex" xmlns:cx8="http://schemas.microsoft.com/office/drawing/2016/5/14/chartex" xmlns:mc="http://schemas.openxmlformats.org/markup-compatibility/2006" xmlns:aink="http://schemas.microsoft.com/office/drawing/2016/ink" xmlns:am3d="http://schemas.microsoft.com/office/drawing/2017/model3d" xmlns:o="urn:schemas-microsoft-com:office:office" xmlns:oel="http://schemas.microsoft.com/office/2019/extlst" xmlns:r="http://schemas.openxmlformats.org/officeDocument/2006/relationships" xmlns:m="http://schemas.openxmlformats.org/officeDocument/2006/math" xmlns:v="urn:schemas-microsoft-com:vml" xmlns:wp14="http://schemas.microsoft.com/office/word/2010/wordprocessingDrawing" xmlns:wp="http://schemas.openxmlformats.org/drawingml/2006/wordprocessingDrawing" xmlns:w10="urn:schemas-microsoft-com:office:word" xmlns:w="http://schemas.openxmlformats.org/wordprocessingml/2006/main" xmlns:w14="http://schemas.microsoft.com/office/word/2010/wordml" xmlns:w15="http://schemas.microsoft.com/office/word/2012/wordml" xmlns:w16cex="http://schemas.microsoft.com/office/word/2018/wordml/cex" xmlns:w16cid="http://schemas.microsoft.com/office/word/2016/wordml/cid" xmlns:w16="http://schemas.microsoft.com/office/word/2018/wordml" xmlns:w16du="http://schemas.microsoft.com/office/word/2023/wordml/word16du" xmlns:w16sdtdh="http://schemas.microsoft.com/office/word/2020/wordml/sdtdatahash" xmlns:w16sdtfl="http://schemas.microsoft.com/office/word/2024/wordml/sdtformatlock" xmlns:w16se="http://schemas.microsoft.com/office/word/2015/wordml/symex" xmlns:wpg="http://schemas.microsoft.com/office/word/2010/wordprocessingGroup" xmlns:wpi="http://schemas.microsoft.com/office/word/2010/wordprocessingInk" xmlns:wne="http://schemas.microsoft.com/office/word/2006/wordml" xmlns:wps="http://schemas.microsoft.com/office/word/2010/wordprocessingShape" mc:Ignorable="w14 w15 w16se w16cid w16 w16cex w16sdtdh w16sdtfl w16du wp14">
+<w:document xmlns:wpc="http://schemas.microsoft.com/office/word/2010/wordprocessingCanvas" xmlns:cx="http://schemas.microsoft.com/office/drawing/2014/chartex" xmlns:cx1="http://schemas.microsoft.com/office/drawing/2015/9/8/chartex" xmlns:cx2="http://schemas.microsoft.com/office/drawing/2015/10/21/chartex" xmlns:cx3="http://schemas.microsoft.com/office/drawing/2016/5/9/chartex" xmlns:cx4="http://schemas.microsoft.com/office/drawing/2016/5/10/chartex" xmlns:cx5="http://schemas.microsoft.com/office/drawing/2016/5/11/chartex" xmlns:cx6="http://schemas.microsoft.com/office/drawing/2016/5/12/chartex" xmlns:cx7="http://schemas.microsoft.com/office/drawing/2016/5/13/chartex" xmlns:cx8="http://schemas.microsoft.com/office/drawing/2016/5/14/chartex" xmlns:mc="http://schemas.openxmlformats.org/markup-compatibility/2006" xmlns:aink="http://schemas.microsoft.com/office/drawing/2016/ink" xmlns:am3d="http://schemas.microsoft.com/office/drawing/2017/model3d" xmlns:o="urn:schemas-microsoft-com:office:office" xmlns:oel="http://schemas.microsoft.com/office/2019/extlst" xmlns:r="http://schemas.openxmlformats.org/officeDocument/2006/relationships" xmlns:m="http://schemas.openxmlformats.org/officeDocument/2006/math" xmlns:v="urn:schemas-microsoft-com:vml" xmlns:wp14="http://schemas.microsoft.com/office/word/2010/wordprocessingDrawing" xmlns:wp="http://schemas.openxmlformats.org/drawingml/2006/wordprocessingDrawing" xmlns:w10="urn:schemas-microsoft-com:office:word" xmlns:w="http://schemas.openxmlformats.org/wordprocessingml/2006/main" xmlns:w14="http://schemas.microsoft.com/office/word/2010/wordml" xmlns:w15="http://schemas.microsoft.com/office/word/2012/wordml" xmlns:w16cex="http://schemas.microsoft.com/office/word/2018/wordml/cex" xmlns:w16cid="http://schemas.microsoft.com/office/word/2016/wordml/cid" xmlns:w16="http://schemas.microsoft.com/office/word/2018/wordml" xmlns:w16du="http://schemas.microsoft.com/office/word/2023/wordml/word16du" xmlns:w16sdtdh="http://schemas.microsoft.com/office/word/2020/wordml/sdtdatahash" xmlns:w16se="http://schemas.microsoft.com/office/word/2015/wordml/symex" xmlns:wpg="http://schemas.microsoft.com/office/word/2010/wordprocessingGroup" xmlns:wpi="http://schemas.microsoft.com/office/word/2010/wordprocessingInk" xmlns:wne="http://schemas.microsoft.com/office/word/2006/wordml" xmlns:wps="http://schemas.microsoft.com/office/word/2010/wordprocessingShape" mc:Ignorable="w14 w15 w16se w16cid w16 w16cex w16sdtdh w16du wp14">
   <w:body>
     <w:p>
       <w:pPr>
@@ -60,7 +60,7 @@
         <w:rPr>
           <w:noProof/>
         </w:rPr>
-        <w:t>miércoles, 11 de marzo de 2026</w:t>
+        <w:t>miércoles, 29 de abril de 2026</w:t>
       </w:r>
       <w:r>
         <w:fldChar w:fldCharType="end"/>
@@ -187,7 +187,7 @@
           <w:noProof/>
         </w:rPr>
         <w:drawing>
-          <wp:inline distT="0" distB="0" distL="0" distR="0" wp14:anchorId="0DDD3175" wp14:editId="0DD63413">
+          <wp:inline distT="0" distB="0" distL="0" distR="0" wp14:anchorId="0DDD3175" wp14:editId="1CE1E5B4">
             <wp:extent cx="5016666" cy="3391786"/>
             <wp:effectExtent l="0" t="0" r="0" b="0"/>
             <wp:docPr id="5" name="Imagen 2" descr="Implantación de un software ERP a medida y personalizado"/>
@@ -204,7 +204,7 @@
                     </pic:cNvPicPr>
                   </pic:nvPicPr>
                   <pic:blipFill>
-                    <a:blip r:embed="rId6" cstate="print">
+                    <a:blip r:embed="rId7" cstate="print">
                       <a:extLst>
                         <a:ext uri="{28A0092B-C50C-407E-A947-70E740481C1C}">
                           <a14:useLocalDpi xmlns:a14="http://schemas.microsoft.com/office/drawing/2010/main" val="0"/>
@@ -250,6 +250,282 @@
         <w:t>Menú Principal</w:t>
       </w:r>
     </w:p>
+    <w:p>
+      <w:pPr>
+        <w:jc w:val="center"/>
+      </w:pPr>
+      <w:r>
+        <w:drawing>
+          <wp:inline distT="0" distB="0" distL="0" distR="0" wp14:anchorId="6BA062AA" wp14:editId="6CE039C1">
+            <wp:extent cx="2422429" cy="3035300"/>
+            <wp:effectExtent l="0" t="0" r="0" b="0"/>
+            <wp:docPr id="1211719501" name="Imagen 1"/>
+            <wp:cNvGraphicFramePr>
+              <a:graphicFrameLocks xmlns:a="http://schemas.openxmlformats.org/drawingml/2006/main" noChangeAspect="1"/>
+            </wp:cNvGraphicFramePr>
+            <a:graphic xmlns:a="http://schemas.openxmlformats.org/drawingml/2006/main">
+              <a:graphicData uri="http://schemas.openxmlformats.org/drawingml/2006/picture">
+                <pic:pic xmlns:pic="http://schemas.openxmlformats.org/drawingml/2006/picture">
+                  <pic:nvPicPr>
+                    <pic:cNvPr id="1211719501" name=""/>
+                    <pic:cNvPicPr/>
+                  </pic:nvPicPr>
+                  <pic:blipFill>
+                    <a:blip r:embed="rId8"/>
+                    <a:stretch>
+                      <a:fillRect/>
+                    </a:stretch>
+                  </pic:blipFill>
+                  <pic:spPr>
+                    <a:xfrm>
+                      <a:off x="0" y="0"/>
+                      <a:ext cx="2431226" cy="3046323"/>
+                    </a:xfrm>
+                    <a:prstGeom prst="rect">
+                      <a:avLst/>
+                    </a:prstGeom>
+                  </pic:spPr>
+                </pic:pic>
+              </a:graphicData>
+            </a:graphic>
+          </wp:inline>
+        </w:drawing>
+      </w:r>
+    </w:p>
+    <w:p>
+      <w:pPr>
+        <w:jc w:val="both"/>
+      </w:pPr>
+      <w:r>
+        <w:t xml:space="preserve">Al iniciar el sistema </w:t>
+      </w:r>
+      <w:r>
+        <w:rPr>
+          <w:b/>
+          <w:bCs/>
+        </w:rPr>
+        <w:t>Punto de Venta</w:t>
+      </w:r>
+      <w:r>
+        <w:t>, se muestra la pantalla principal, la cual funciona como el menú de acceso a las diferentes funciones del programa.</w:t>
+      </w:r>
+    </w:p>
+    <w:p>
+      <w:pPr>
+        <w:jc w:val="both"/>
+      </w:pPr>
+      <w:r>
+        <w:t xml:space="preserve">En la parte superior se visualiza el </w:t>
+      </w:r>
+      <w:r>
+        <w:rPr>
+          <w:b/>
+          <w:bCs/>
+        </w:rPr>
+        <w:t>logotipo del sistema</w:t>
+      </w:r>
+      <w:r>
+        <w:t>, el cual permite identificar la aplicación de manera rápida. Debajo del logotipo se encuentran los botones principales que permiten al usuario navegar entre los distintos módulos.</w:t>
+      </w:r>
+    </w:p>
+    <w:p>
+      <w:pPr>
+        <w:jc w:val="both"/>
+        <w:rPr>
+          <w:b/>
+          <w:bCs/>
+        </w:rPr>
+      </w:pPr>
+      <w:r>
+        <w:rPr>
+          <w:b/>
+          <w:bCs/>
+        </w:rPr>
+        <w:t>Opciones disponibles</w:t>
+      </w:r>
+    </w:p>
+    <w:p>
+      <w:pPr>
+        <w:jc w:val="both"/>
+      </w:pPr>
+      <w:r>
+        <w:t>La pantalla principal cuenta con cuatro botones:</w:t>
+      </w:r>
+    </w:p>
+    <w:p>
+      <w:pPr>
+        <w:numPr>
+          <w:ilvl w:val="0"/>
+          <w:numId w:val="1"/>
+        </w:numPr>
+        <w:jc w:val="both"/>
+      </w:pPr>
+      <w:r>
+        <w:rPr>
+          <w:b/>
+          <w:bCs/>
+        </w:rPr>
+        <w:t>Registro de Productos</w:t>
+      </w:r>
+      <w:r>
+        <w:br/>
+        <w:t xml:space="preserve">Permite acceder al módulo donde se podrán dar de alta nuevos productos, así como consultar y administrar los existentes. </w:t>
+      </w:r>
+    </w:p>
+    <w:p>
+      <w:pPr>
+        <w:numPr>
+          <w:ilvl w:val="0"/>
+          <w:numId w:val="1"/>
+        </w:numPr>
+        <w:jc w:val="both"/>
+      </w:pPr>
+      <w:r>
+        <w:rPr>
+          <w:b/>
+          <w:bCs/>
+        </w:rPr>
+        <w:t>Registro de Ventas</w:t>
+      </w:r>
+      <w:r>
+        <w:br/>
+        <w:t xml:space="preserve">Dirige al módulo encargado de realizar las ventas, registrar transacciones y gestionar las operaciones comerciales del día. </w:t>
+      </w:r>
+    </w:p>
+    <w:p>
+      <w:pPr>
+        <w:numPr>
+          <w:ilvl w:val="0"/>
+          <w:numId w:val="1"/>
+        </w:numPr>
+        <w:jc w:val="both"/>
+      </w:pPr>
+      <w:r>
+        <w:rPr>
+          <w:b/>
+          <w:bCs/>
+        </w:rPr>
+        <w:t>Reportes</w:t>
+      </w:r>
+      <w:r>
+        <w:br/>
+        <w:t xml:space="preserve">Abre la sección donde se pueden generar y consultar reportes relacionados con ventas, productos u otra información relevante del sistema. </w:t>
+      </w:r>
+    </w:p>
+    <w:p>
+      <w:pPr>
+        <w:numPr>
+          <w:ilvl w:val="0"/>
+          <w:numId w:val="1"/>
+        </w:numPr>
+        <w:jc w:val="both"/>
+      </w:pPr>
+      <w:r>
+        <w:rPr>
+          <w:b/>
+          <w:bCs/>
+        </w:rPr>
+        <w:t>Acerca de</w:t>
+      </w:r>
+      <w:r>
+        <w:br/>
+        <w:t xml:space="preserve">Muestra información general del sistema, como el nombre del proyecto, versión y datos adicionales. </w:t>
+      </w:r>
+    </w:p>
+    <w:p>
+      <w:pPr>
+        <w:jc w:val="both"/>
+        <w:rPr>
+          <w:b/>
+          <w:bCs/>
+        </w:rPr>
+      </w:pPr>
+      <w:r>
+        <w:rPr>
+          <w:b/>
+          <w:bCs/>
+        </w:rPr>
+        <w:lastRenderedPageBreak/>
+        <w:t>Características de la interfaz</w:t>
+      </w:r>
+    </w:p>
+    <w:p>
+      <w:pPr>
+        <w:numPr>
+          <w:ilvl w:val="0"/>
+          <w:numId w:val="2"/>
+        </w:numPr>
+        <w:jc w:val="both"/>
+      </w:pPr>
+      <w:r>
+        <w:t xml:space="preserve">Diseño sencillo e intuitivo para facilitar su uso. </w:t>
+      </w:r>
+    </w:p>
+    <w:p>
+      <w:pPr>
+        <w:numPr>
+          <w:ilvl w:val="0"/>
+          <w:numId w:val="2"/>
+        </w:numPr>
+        <w:jc w:val="both"/>
+      </w:pPr>
+      <w:r>
+        <w:t xml:space="preserve">Botones claramente identificados con texto descriptivo. </w:t>
+      </w:r>
+    </w:p>
+    <w:p>
+      <w:pPr>
+        <w:numPr>
+          <w:ilvl w:val="0"/>
+          <w:numId w:val="2"/>
+        </w:numPr>
+        <w:jc w:val="both"/>
+      </w:pPr>
+      <w:r>
+        <w:t xml:space="preserve">Distribución vertical que permite una navegación rápida. </w:t>
+      </w:r>
+    </w:p>
+    <w:p>
+      <w:pPr>
+        <w:numPr>
+          <w:ilvl w:val="0"/>
+          <w:numId w:val="2"/>
+        </w:numPr>
+        <w:jc w:val="both"/>
+      </w:pPr>
+      <w:r>
+        <w:t xml:space="preserve">Interfaz pensada para usuarios con conocimientos básicos en computación. </w:t>
+      </w:r>
+    </w:p>
+    <w:p>
+      <w:pPr>
+        <w:jc w:val="both"/>
+        <w:rPr>
+          <w:b/>
+          <w:bCs/>
+        </w:rPr>
+      </w:pPr>
+      <w:r>
+        <w:rPr>
+          <w:b/>
+          <w:bCs/>
+        </w:rPr>
+        <w:t>Uso general</w:t>
+      </w:r>
+    </w:p>
+    <w:p>
+      <w:pPr>
+        <w:jc w:val="both"/>
+      </w:pPr>
+      <w:r>
+        <w:t>Para utilizar el sistema, el usuario únicamente debe hacer clic sobre el botón correspondiente a la función que desea utilizar. Cada botón abrirá su respectivo módulo.</w:t>
+      </w:r>
+    </w:p>
+    <w:p>
+      <w:pPr>
+        <w:jc w:val="both"/>
+      </w:pPr>
+    </w:p>
     <w:p/>
     <w:p/>
     <w:p>
@@ -273,10 +549,10 @@
       </w:pPr>
     </w:p>
     <w:sectPr>
-      <w:headerReference w:type="even" r:id="rId7"/>
-      <w:headerReference w:type="default" r:id="rId8"/>
-      <w:footerReference w:type="default" r:id="rId9"/>
-      <w:headerReference w:type="first" r:id="rId10"/>
+      <w:headerReference w:type="even" r:id="rId9"/>
+      <w:headerReference w:type="default" r:id="rId10"/>
+      <w:footerReference w:type="default" r:id="rId11"/>
+      <w:headerReference w:type="first" r:id="rId12"/>
       <w:pgSz w:w="12240" w:h="15840"/>
       <w:pgMar w:top="1417" w:right="1701" w:bottom="1417" w:left="1701" w:header="708" w:footer="708" w:gutter="0"/>
       <w:cols w:space="708"/>
@@ -287,7 +563,7 @@
 </file>
 
 <file path=word/endnotes.xml><?xml version="1.0" encoding="utf-8"?>
-<w:endnotes xmlns:wpc="http://schemas.microsoft.com/office/word/2010/wordprocessingCanvas" xmlns:cx="http://schemas.microsoft.com/office/drawing/2014/chartex" xmlns:cx1="http://schemas.microsoft.com/office/drawing/2015/9/8/chartex" xmlns:cx2="http://schemas.microsoft.com/office/drawing/2015/10/21/chartex" xmlns:cx3="http://schemas.microsoft.com/office/drawing/2016/5/9/chartex" xmlns:cx4="http://schemas.microsoft.com/office/drawing/2016/5/10/chartex" xmlns:cx5="http://schemas.microsoft.com/office/drawing/2016/5/11/chartex" xmlns:cx6="http://schemas.microsoft.com/office/drawing/2016/5/12/chartex" xmlns:cx7="http://schemas.microsoft.com/office/drawing/2016/5/13/chartex" xmlns:cx8="http://schemas.microsoft.com/office/drawing/2016/5/14/chartex" xmlns:mc="http://schemas.openxmlformats.org/markup-compatibility/2006" xmlns:aink="http://schemas.microsoft.com/office/drawing/2016/ink" xmlns:am3d="http://schemas.microsoft.com/office/drawing/2017/model3d" xmlns:o="urn:schemas-microsoft-com:office:office" xmlns:oel="http://schemas.microsoft.com/office/2019/extlst" xmlns:r="http://schemas.openxmlformats.org/officeDocument/2006/relationships" xmlns:m="http://schemas.openxmlformats.org/officeDocument/2006/math" xmlns:v="urn:schemas-microsoft-com:vml" xmlns:wp14="http://schemas.microsoft.com/office/word/2010/wordprocessingDrawing" xmlns:wp="http://schemas.openxmlformats.org/drawingml/2006/wordprocessingDrawing" xmlns:w10="urn:schemas-microsoft-com:office:word" xmlns:w="http://schemas.openxmlformats.org/wordprocessingml/2006/main" xmlns:w14="http://schemas.microsoft.com/office/word/2010/wordml" xmlns:w15="http://schemas.microsoft.com/office/word/2012/wordml" xmlns:w16cex="http://schemas.microsoft.com/office/word/2018/wordml/cex" xmlns:w16cid="http://schemas.microsoft.com/office/word/2016/wordml/cid" xmlns:w16="http://schemas.microsoft.com/office/word/2018/wordml" xmlns:w16du="http://schemas.microsoft.com/office/word/2023/wordml/word16du" xmlns:w16sdtdh="http://schemas.microsoft.com/office/word/2020/wordml/sdtdatahash" xmlns:w16sdtfl="http://schemas.microsoft.com/office/word/2024/wordml/sdtformatlock" xmlns:w16se="http://schemas.microsoft.com/office/word/2015/wordml/symex" xmlns:wpg="http://schemas.microsoft.com/office/word/2010/wordprocessingGroup" xmlns:wpi="http://schemas.microsoft.com/office/word/2010/wordprocessingInk" xmlns:wne="http://schemas.microsoft.com/office/word/2006/wordml" xmlns:wps="http://schemas.microsoft.com/office/word/2010/wordprocessingShape" mc:Ignorable="w14 w15 w16se w16cid w16 w16cex w16sdtdh w16sdtfl w16du wp14">
+<w:endnotes xmlns:wpc="http://schemas.microsoft.com/office/word/2010/wordprocessingCanvas" xmlns:cx="http://schemas.microsoft.com/office/drawing/2014/chartex" xmlns:cx1="http://schemas.microsoft.com/office/drawing/2015/9/8/chartex" xmlns:cx2="http://schemas.microsoft.com/office/drawing/2015/10/21/chartex" xmlns:cx3="http://schemas.microsoft.com/office/drawing/2016/5/9/chartex" xmlns:cx4="http://schemas.microsoft.com/office/drawing/2016/5/10/chartex" xmlns:cx5="http://schemas.microsoft.com/office/drawing/2016/5/11/chartex" xmlns:cx6="http://schemas.microsoft.com/office/drawing/2016/5/12/chartex" xmlns:cx7="http://schemas.microsoft.com/office/drawing/2016/5/13/chartex" xmlns:cx8="http://schemas.microsoft.com/office/drawing/2016/5/14/chartex" xmlns:mc="http://schemas.openxmlformats.org/markup-compatibility/2006" xmlns:aink="http://schemas.microsoft.com/office/drawing/2016/ink" xmlns:am3d="http://schemas.microsoft.com/office/drawing/2017/model3d" xmlns:o="urn:schemas-microsoft-com:office:office" xmlns:oel="http://schemas.microsoft.com/office/2019/extlst" xmlns:r="http://schemas.openxmlformats.org/officeDocument/2006/relationships" xmlns:m="http://schemas.openxmlformats.org/officeDocument/2006/math" xmlns:v="urn:schemas-microsoft-com:vml" xmlns:wp14="http://schemas.microsoft.com/office/word/2010/wordprocessingDrawing" xmlns:wp="http://schemas.openxmlformats.org/drawingml/2006/wordprocessingDrawing" xmlns:w10="urn:schemas-microsoft-com:office:word" xmlns:w="http://schemas.openxmlformats.org/wordprocessingml/2006/main" xmlns:w14="http://schemas.microsoft.com/office/word/2010/wordml" xmlns:w15="http://schemas.microsoft.com/office/word/2012/wordml" xmlns:w16cex="http://schemas.microsoft.com/office/word/2018/wordml/cex" xmlns:w16cid="http://schemas.microsoft.com/office/word/2016/wordml/cid" xmlns:w16="http://schemas.microsoft.com/office/word/2018/wordml" xmlns:w16du="http://schemas.microsoft.com/office/word/2023/wordml/word16du" xmlns:w16sdtdh="http://schemas.microsoft.com/office/word/2020/wordml/sdtdatahash" xmlns:w16se="http://schemas.microsoft.com/office/word/2015/wordml/symex" xmlns:wpg="http://schemas.microsoft.com/office/word/2010/wordprocessingGroup" xmlns:wpi="http://schemas.microsoft.com/office/word/2010/wordprocessingInk" xmlns:wne="http://schemas.microsoft.com/office/word/2006/wordml" xmlns:wps="http://schemas.microsoft.com/office/word/2010/wordprocessingShape" mc:Ignorable="w14 w15 w16se w16cid w16 w16cex w16sdtdh w16du wp14">
   <w:endnote w:type="separator" w:id="-1">
     <w:p>
       <w:pPr>
@@ -312,7 +588,7 @@
 </file>
 
 <file path=word/footer1.xml><?xml version="1.0" encoding="utf-8"?>
-<w:ftr xmlns:wpc="http://schemas.microsoft.com/office/word/2010/wordprocessingCanvas" xmlns:cx="http://schemas.microsoft.com/office/drawing/2014/chartex" xmlns:cx1="http://schemas.microsoft.com/office/drawing/2015/9/8/chartex" xmlns:cx2="http://schemas.microsoft.com/office/drawing/2015/10/21/chartex" xmlns:cx3="http://schemas.microsoft.com/office/drawing/2016/5/9/chartex" xmlns:cx4="http://schemas.microsoft.com/office/drawing/2016/5/10/chartex" xmlns:cx5="http://schemas.microsoft.com/office/drawing/2016/5/11/chartex" xmlns:cx6="http://schemas.microsoft.com/office/drawing/2016/5/12/chartex" xmlns:cx7="http://schemas.microsoft.com/office/drawing/2016/5/13/chartex" xmlns:cx8="http://schemas.microsoft.com/office/drawing/2016/5/14/chartex" xmlns:mc="http://schemas.openxmlformats.org/markup-compatibility/2006" xmlns:aink="http://schemas.microsoft.com/office/drawing/2016/ink" xmlns:am3d="http://schemas.microsoft.com/office/drawing/2017/model3d" xmlns:o="urn:schemas-microsoft-com:office:office" xmlns:oel="http://schemas.microsoft.com/office/2019/extlst" xmlns:r="http://schemas.openxmlformats.org/officeDocument/2006/relationships" xmlns:m="http://schemas.openxmlformats.org/officeDocument/2006/math" xmlns:v="urn:schemas-microsoft-com:vml" xmlns:wp14="http://schemas.microsoft.com/office/word/2010/wordprocessingDrawing" xmlns:wp="http://schemas.openxmlformats.org/drawingml/2006/wordprocessingDrawing" xmlns:w10="urn:schemas-microsoft-com:office:word" xmlns:w="http://schemas.openxmlformats.org/wordprocessingml/2006/main" xmlns:w14="http://schemas.microsoft.com/office/word/2010/wordml" xmlns:w15="http://schemas.microsoft.com/office/word/2012/wordml" xmlns:w16cex="http://schemas.microsoft.com/office/word/2018/wordml/cex" xmlns:w16cid="http://schemas.microsoft.com/office/word/2016/wordml/cid" xmlns:w16="http://schemas.microsoft.com/office/word/2018/wordml" xmlns:w16du="http://schemas.microsoft.com/office/word/2023/wordml/word16du" xmlns:w16sdtdh="http://schemas.microsoft.com/office/word/2020/wordml/sdtdatahash" xmlns:w16sdtfl="http://schemas.microsoft.com/office/word/2024/wordml/sdtformatlock" xmlns:w16se="http://schemas.microsoft.com/office/word/2015/wordml/symex" xmlns:wpg="http://schemas.microsoft.com/office/word/2010/wordprocessingGroup" xmlns:wpi="http://schemas.microsoft.com/office/word/2010/wordprocessingInk" xmlns:wne="http://schemas.microsoft.com/office/word/2006/wordml" xmlns:wps="http://schemas.microsoft.com/office/word/2010/wordprocessingShape" mc:Ignorable="w14 w15 w16se w16cid w16 w16cex w16sdtdh w16sdtfl w16du wp14">
+<w:ftr xmlns:wpc="http://schemas.microsoft.com/office/word/2010/wordprocessingCanvas" xmlns:cx="http://schemas.microsoft.com/office/drawing/2014/chartex" xmlns:cx1="http://schemas.microsoft.com/office/drawing/2015/9/8/chartex" xmlns:cx2="http://schemas.microsoft.com/office/drawing/2015/10/21/chartex" xmlns:cx3="http://schemas.microsoft.com/office/drawing/2016/5/9/chartex" xmlns:cx4="http://schemas.microsoft.com/office/drawing/2016/5/10/chartex" xmlns:cx5="http://schemas.microsoft.com/office/drawing/2016/5/11/chartex" xmlns:cx6="http://schemas.microsoft.com/office/drawing/2016/5/12/chartex" xmlns:cx7="http://schemas.microsoft.com/office/drawing/2016/5/13/chartex" xmlns:cx8="http://schemas.microsoft.com/office/drawing/2016/5/14/chartex" xmlns:mc="http://schemas.openxmlformats.org/markup-compatibility/2006" xmlns:aink="http://schemas.microsoft.com/office/drawing/2016/ink" xmlns:am3d="http://schemas.microsoft.com/office/drawing/2017/model3d" xmlns:o="urn:schemas-microsoft-com:office:office" xmlns:oel="http://schemas.microsoft.com/office/2019/extlst" xmlns:r="http://schemas.openxmlformats.org/officeDocument/2006/relationships" xmlns:m="http://schemas.openxmlformats.org/officeDocument/2006/math" xmlns:v="urn:schemas-microsoft-com:vml" xmlns:wp14="http://schemas.microsoft.com/office/word/2010/wordprocessingDrawing" xmlns:wp="http://schemas.openxmlformats.org/drawingml/2006/wordprocessingDrawing" xmlns:w10="urn:schemas-microsoft-com:office:word" xmlns:w="http://schemas.openxmlformats.org/wordprocessingml/2006/main" xmlns:w14="http://schemas.microsoft.com/office/word/2010/wordml" xmlns:w15="http://schemas.microsoft.com/office/word/2012/wordml" xmlns:w16cex="http://schemas.microsoft.com/office/word/2018/wordml/cex" xmlns:w16cid="http://schemas.microsoft.com/office/word/2016/wordml/cid" xmlns:w16="http://schemas.microsoft.com/office/word/2018/wordml" xmlns:w16du="http://schemas.microsoft.com/office/word/2023/wordml/word16du" xmlns:w16sdtdh="http://schemas.microsoft.com/office/word/2020/wordml/sdtdatahash" xmlns:w16se="http://schemas.microsoft.com/office/word/2015/wordml/symex" xmlns:wpg="http://schemas.microsoft.com/office/word/2010/wordprocessingGroup" xmlns:wpi="http://schemas.microsoft.com/office/word/2010/wordprocessingInk" xmlns:wne="http://schemas.microsoft.com/office/word/2006/wordml" xmlns:wps="http://schemas.microsoft.com/office/word/2010/wordprocessingShape" mc:Ignorable="w14 w15 w16se w16cid w16 w16cex w16sdtdh w16du wp14">
   <w:tbl>
     <w:tblPr>
       <w:tblW w:w="5000" w:type="pct"/>
@@ -435,7 +711,7 @@
 </file>
 
 <file path=word/footnotes.xml><?xml version="1.0" encoding="utf-8"?>
-<w:footnotes xmlns:wpc="http://schemas.microsoft.com/office/word/2010/wordprocessingCanvas" xmlns:cx="http://schemas.microsoft.com/office/drawing/2014/chartex" xmlns:cx1="http://schemas.microsoft.com/office/drawing/2015/9/8/chartex" xmlns:cx2="http://schemas.microsoft.com/office/drawing/2015/10/21/chartex" xmlns:cx3="http://schemas.microsoft.com/office/drawing/2016/5/9/chartex" xmlns:cx4="http://schemas.microsoft.com/office/drawing/2016/5/10/chartex" xmlns:cx5="http://schemas.microsoft.com/office/drawing/2016/5/11/chartex" xmlns:cx6="http://schemas.microsoft.com/office/drawing/2016/5/12/chartex" xmlns:cx7="http://schemas.microsoft.com/office/drawing/2016/5/13/chartex" xmlns:cx8="http://schemas.microsoft.com/office/drawing/2016/5/14/chartex" xmlns:mc="http://schemas.openxmlformats.org/markup-compatibility/2006" xmlns:aink="http://schemas.microsoft.com/office/drawing/2016/ink" xmlns:am3d="http://schemas.microsoft.com/office/drawing/2017/model3d" xmlns:o="urn:schemas-microsoft-com:office:office" xmlns:oel="http://schemas.microsoft.com/office/2019/extlst" xmlns:r="http://schemas.openxmlformats.org/officeDocument/2006/relationships" xmlns:m="http://schemas.openxmlformats.org/officeDocument/2006/math" xmlns:v="urn:schemas-microsoft-com:vml" xmlns:wp14="http://schemas.microsoft.com/office/word/2010/wordprocessingDrawing" xmlns:wp="http://schemas.openxmlformats.org/drawingml/2006/wordprocessingDrawing" xmlns:w10="urn:schemas-microsoft-com:office:word" xmlns:w="http://schemas.openxmlformats.org/wordprocessingml/2006/main" xmlns:w14="http://schemas.microsoft.com/office/word/2010/wordml" xmlns:w15="http://schemas.microsoft.com/office/word/2012/wordml" xmlns:w16cex="http://schemas.microsoft.com/office/word/2018/wordml/cex" xmlns:w16cid="http://schemas.microsoft.com/office/word/2016/wordml/cid" xmlns:w16="http://schemas.microsoft.com/office/word/2018/wordml" xmlns:w16du="http://schemas.microsoft.com/office/word/2023/wordml/word16du" xmlns:w16sdtdh="http://schemas.microsoft.com/office/word/2020/wordml/sdtdatahash" xmlns:w16sdtfl="http://schemas.microsoft.com/office/word/2024/wordml/sdtformatlock" xmlns:w16se="http://schemas.microsoft.com/office/word/2015/wordml/symex" xmlns:wpg="http://schemas.microsoft.com/office/word/2010/wordprocessingGroup" xmlns:wpi="http://schemas.microsoft.com/office/word/2010/wordprocessingInk" xmlns:wne="http://schemas.microsoft.com/office/word/2006/wordml" xmlns:wps="http://schemas.microsoft.com/office/word/2010/wordprocessingShape" mc:Ignorable="w14 w15 w16se w16cid w16 w16cex w16sdtdh w16sdtfl w16du wp14">
+<w:footnotes xmlns:wpc="http://schemas.microsoft.com/office/word/2010/wordprocessingCanvas" xmlns:cx="http://schemas.microsoft.com/office/drawing/2014/chartex" xmlns:cx1="http://schemas.microsoft.com/office/drawing/2015/9/8/chartex" xmlns:cx2="http://schemas.microsoft.com/office/drawing/2015/10/21/chartex" xmlns:cx3="http://schemas.microsoft.com/office/drawing/2016/5/9/chartex" xmlns:cx4="http://schemas.microsoft.com/office/drawing/2016/5/10/chartex" xmlns:cx5="http://schemas.microsoft.com/office/drawing/2016/5/11/chartex" xmlns:cx6="http://schemas.microsoft.com/office/drawing/2016/5/12/chartex" xmlns:cx7="http://schemas.microsoft.com/office/drawing/2016/5/13/chartex" xmlns:cx8="http://schemas.microsoft.com/office/drawing/2016/5/14/chartex" xmlns:mc="http://schemas.openxmlformats.org/markup-compatibility/2006" xmlns:aink="http://schemas.microsoft.com/office/drawing/2016/ink" xmlns:am3d="http://schemas.microsoft.com/office/drawing/2017/model3d" xmlns:o="urn:schemas-microsoft-com:office:office" xmlns:oel="http://schemas.microsoft.com/office/2019/extlst" xmlns:r="http://schemas.openxmlformats.org/officeDocument/2006/relationships" xmlns:m="http://schemas.openxmlformats.org/officeDocument/2006/math" xmlns:v="urn:schemas-microsoft-com:vml" xmlns:wp14="http://schemas.microsoft.com/office/word/2010/wordprocessingDrawing" xmlns:wp="http://schemas.openxmlformats.org/drawingml/2006/wordprocessingDrawing" xmlns:w10="urn:schemas-microsoft-com:office:word" xmlns:w="http://schemas.openxmlformats.org/wordprocessingml/2006/main" xmlns:w14="http://schemas.microsoft.com/office/word/2010/wordml" xmlns:w15="http://schemas.microsoft.com/office/word/2012/wordml" xmlns:w16cex="http://schemas.microsoft.com/office/word/2018/wordml/cex" xmlns:w16cid="http://schemas.microsoft.com/office/word/2016/wordml/cid" xmlns:w16="http://schemas.microsoft.com/office/word/2018/wordml" xmlns:w16du="http://schemas.microsoft.com/office/word/2023/wordml/word16du" xmlns:w16sdtdh="http://schemas.microsoft.com/office/word/2020/wordml/sdtdatahash" xmlns:w16se="http://schemas.microsoft.com/office/word/2015/wordml/symex" xmlns:wpg="http://schemas.microsoft.com/office/word/2010/wordprocessingGroup" xmlns:wpi="http://schemas.microsoft.com/office/word/2010/wordprocessingInk" xmlns:wne="http://schemas.microsoft.com/office/word/2006/wordml" xmlns:wps="http://schemas.microsoft.com/office/word/2010/wordprocessingShape" mc:Ignorable="w14 w15 w16se w16cid w16 w16cex w16sdtdh w16du wp14">
   <w:footnote w:type="separator" w:id="-1">
     <w:p>
       <w:pPr>
@@ -460,7 +736,7 @@
 </file>
 
 <file path=word/header1.xml><?xml version="1.0" encoding="utf-8"?>
-<w:hdr xmlns:wpc="http://schemas.microsoft.com/office/word/2010/wordprocessingCanvas" xmlns:cx="http://schemas.microsoft.com/office/drawing/2014/chartex" xmlns:cx1="http://schemas.microsoft.com/office/drawing/2015/9/8/chartex" xmlns:cx2="http://schemas.microsoft.com/office/drawing/2015/10/21/chartex" xmlns:cx3="http://schemas.microsoft.com/office/drawing/2016/5/9/chartex" xmlns:cx4="http://schemas.microsoft.com/office/drawing/2016/5/10/chartex" xmlns:cx5="http://schemas.microsoft.com/office/drawing/2016/5/11/chartex" xmlns:cx6="http://schemas.microsoft.com/office/drawing/2016/5/12/chartex" xmlns:cx7="http://schemas.microsoft.com/office/drawing/2016/5/13/chartex" xmlns:cx8="http://schemas.microsoft.com/office/drawing/2016/5/14/chartex" xmlns:mc="http://schemas.openxmlformats.org/markup-compatibility/2006" xmlns:aink="http://schemas.microsoft.com/office/drawing/2016/ink" xmlns:am3d="http://schemas.microsoft.com/office/drawing/2017/model3d" xmlns:o="urn:schemas-microsoft-com:office:office" xmlns:oel="http://schemas.microsoft.com/office/2019/extlst" xmlns:r="http://schemas.openxmlformats.org/officeDocument/2006/relationships" xmlns:m="http://schemas.openxmlformats.org/officeDocument/2006/math" xmlns:v="urn:schemas-microsoft-com:vml" xmlns:wp14="http://schemas.microsoft.com/office/word/2010/wordprocessingDrawing" xmlns:wp="http://schemas.openxmlformats.org/drawingml/2006/wordprocessingDrawing" xmlns:w10="urn:schemas-microsoft-com:office:word" xmlns:w="http://schemas.openxmlformats.org/wordprocessingml/2006/main" xmlns:w14="http://schemas.microsoft.com/office/word/2010/wordml" xmlns:w15="http://schemas.microsoft.com/office/word/2012/wordml" xmlns:w16cex="http://schemas.microsoft.com/office/word/2018/wordml/cex" xmlns:w16cid="http://schemas.microsoft.com/office/word/2016/wordml/cid" xmlns:w16="http://schemas.microsoft.com/office/word/2018/wordml" xmlns:w16du="http://schemas.microsoft.com/office/word/2023/wordml/word16du" xmlns:w16sdtdh="http://schemas.microsoft.com/office/word/2020/wordml/sdtdatahash" xmlns:w16sdtfl="http://schemas.microsoft.com/office/word/2024/wordml/sdtformatlock" xmlns:w16se="http://schemas.microsoft.com/office/word/2015/wordml/symex" xmlns:wpg="http://schemas.microsoft.com/office/word/2010/wordprocessingGroup" xmlns:wpi="http://schemas.microsoft.com/office/word/2010/wordprocessingInk" xmlns:wne="http://schemas.microsoft.com/office/word/2006/wordml" xmlns:wps="http://schemas.microsoft.com/office/word/2010/wordprocessingShape" mc:Ignorable="w14 w15 w16se w16cid w16 w16cex w16sdtdh w16sdtfl w16du wp14">
+<w:hdr xmlns:wpc="http://schemas.microsoft.com/office/word/2010/wordprocessingCanvas" xmlns:cx="http://schemas.microsoft.com/office/drawing/2014/chartex" xmlns:cx1="http://schemas.microsoft.com/office/drawing/2015/9/8/chartex" xmlns:cx2="http://schemas.microsoft.com/office/drawing/2015/10/21/chartex" xmlns:cx3="http://schemas.microsoft.com/office/drawing/2016/5/9/chartex" xmlns:cx4="http://schemas.microsoft.com/office/drawing/2016/5/10/chartex" xmlns:cx5="http://schemas.microsoft.com/office/drawing/2016/5/11/chartex" xmlns:cx6="http://schemas.microsoft.com/office/drawing/2016/5/12/chartex" xmlns:cx7="http://schemas.microsoft.com/office/drawing/2016/5/13/chartex" xmlns:cx8="http://schemas.microsoft.com/office/drawing/2016/5/14/chartex" xmlns:mc="http://schemas.openxmlformats.org/markup-compatibility/2006" xmlns:aink="http://schemas.microsoft.com/office/drawing/2016/ink" xmlns:am3d="http://schemas.microsoft.com/office/drawing/2017/model3d" xmlns:o="urn:schemas-microsoft-com:office:office" xmlns:oel="http://schemas.microsoft.com/office/2019/extlst" xmlns:r="http://schemas.openxmlformats.org/officeDocument/2006/relationships" xmlns:m="http://schemas.openxmlformats.org/officeDocument/2006/math" xmlns:v="urn:schemas-microsoft-com:vml" xmlns:wp14="http://schemas.microsoft.com/office/word/2010/wordprocessingDrawing" xmlns:wp="http://schemas.openxmlformats.org/drawingml/2006/wordprocessingDrawing" xmlns:w10="urn:schemas-microsoft-com:office:word" xmlns:w="http://schemas.openxmlformats.org/wordprocessingml/2006/main" xmlns:w14="http://schemas.microsoft.com/office/word/2010/wordml" xmlns:w15="http://schemas.microsoft.com/office/word/2012/wordml" xmlns:w16cex="http://schemas.microsoft.com/office/word/2018/wordml/cex" xmlns:w16cid="http://schemas.microsoft.com/office/word/2016/wordml/cid" xmlns:w16="http://schemas.microsoft.com/office/word/2018/wordml" xmlns:w16du="http://schemas.microsoft.com/office/word/2023/wordml/word16du" xmlns:w16sdtdh="http://schemas.microsoft.com/office/word/2020/wordml/sdtdatahash" xmlns:w16se="http://schemas.microsoft.com/office/word/2015/wordml/symex" xmlns:wpg="http://schemas.microsoft.com/office/word/2010/wordprocessingGroup" xmlns:wpi="http://schemas.microsoft.com/office/word/2010/wordprocessingInk" xmlns:wne="http://schemas.microsoft.com/office/word/2006/wordml" xmlns:wps="http://schemas.microsoft.com/office/word/2010/wordprocessingShape" mc:Ignorable="w14 w15 w16se w16cid w16 w16cex w16sdtdh w16du wp14">
   <w:p>
     <w:pPr>
       <w:pStyle w:val="Encabezado"/>
@@ -497,6 +773,7 @@
         <v:shape id="PowerPlusWaterMarkObject1295235" o:spid="_x0000_s1026" type="#_x0000_t136" style="position:absolute;margin-left:0;margin-top:0;width:436.1pt;height:186.9pt;rotation:315;z-index:-251655168;mso-position-horizontal:center;mso-position-horizontal-relative:margin;mso-position-vertical:center;mso-position-vertical-relative:margin" o:allowincell="f" fillcolor="silver" stroked="f">
           <v:fill opacity=".5"/>
           <v:textpath style="font-family:&quot;Calibri&quot;;font-size:1pt" string="EL PROFE"/>
+          <w10:wrap anchorx="margin" anchory="margin"/>
         </v:shape>
       </w:pict>
     </w:r>
@@ -505,7 +782,7 @@
 </file>
 
 <file path=word/header2.xml><?xml version="1.0" encoding="utf-8"?>
-<w:hdr xmlns:wpc="http://schemas.microsoft.com/office/word/2010/wordprocessingCanvas" xmlns:cx="http://schemas.microsoft.com/office/drawing/2014/chartex" xmlns:cx1="http://schemas.microsoft.com/office/drawing/2015/9/8/chartex" xmlns:cx2="http://schemas.microsoft.com/office/drawing/2015/10/21/chartex" xmlns:cx3="http://schemas.microsoft.com/office/drawing/2016/5/9/chartex" xmlns:cx4="http://schemas.microsoft.com/office/drawing/2016/5/10/chartex" xmlns:cx5="http://schemas.microsoft.com/office/drawing/2016/5/11/chartex" xmlns:cx6="http://schemas.microsoft.com/office/drawing/2016/5/12/chartex" xmlns:cx7="http://schemas.microsoft.com/office/drawing/2016/5/13/chartex" xmlns:cx8="http://schemas.microsoft.com/office/drawing/2016/5/14/chartex" xmlns:mc="http://schemas.openxmlformats.org/markup-compatibility/2006" xmlns:aink="http://schemas.microsoft.com/office/drawing/2016/ink" xmlns:am3d="http://schemas.microsoft.com/office/drawing/2017/model3d" xmlns:o="urn:schemas-microsoft-com:office:office" xmlns:oel="http://schemas.microsoft.com/office/2019/extlst" xmlns:r="http://schemas.openxmlformats.org/officeDocument/2006/relationships" xmlns:m="http://schemas.openxmlformats.org/officeDocument/2006/math" xmlns:v="urn:schemas-microsoft-com:vml" xmlns:wp14="http://schemas.microsoft.com/office/word/2010/wordprocessingDrawing" xmlns:wp="http://schemas.openxmlformats.org/drawingml/2006/wordprocessingDrawing" xmlns:w10="urn:schemas-microsoft-com:office:word" xmlns:w="http://schemas.openxmlformats.org/wordprocessingml/2006/main" xmlns:w14="http://schemas.microsoft.com/office/word/2010/wordml" xmlns:w15="http://schemas.microsoft.com/office/word/2012/wordml" xmlns:w16cex="http://schemas.microsoft.com/office/word/2018/wordml/cex" xmlns:w16cid="http://schemas.microsoft.com/office/word/2016/wordml/cid" xmlns:w16="http://schemas.microsoft.com/office/word/2018/wordml" xmlns:w16du="http://schemas.microsoft.com/office/word/2023/wordml/word16du" xmlns:w16sdtdh="http://schemas.microsoft.com/office/word/2020/wordml/sdtdatahash" xmlns:w16sdtfl="http://schemas.microsoft.com/office/word/2024/wordml/sdtformatlock" xmlns:w16se="http://schemas.microsoft.com/office/word/2015/wordml/symex" xmlns:wpg="http://schemas.microsoft.com/office/word/2010/wordprocessingGroup" xmlns:wpi="http://schemas.microsoft.com/office/word/2010/wordprocessingInk" xmlns:wne="http://schemas.microsoft.com/office/word/2006/wordml" xmlns:wps="http://schemas.microsoft.com/office/word/2010/wordprocessingShape" mc:Ignorable="w14 w15 w16se w16cid w16 w16cex w16sdtdh w16sdtfl w16du wp14">
+<w:hdr xmlns:wpc="http://schemas.microsoft.com/office/word/2010/wordprocessingCanvas" xmlns:cx="http://schemas.microsoft.com/office/drawing/2014/chartex" xmlns:cx1="http://schemas.microsoft.com/office/drawing/2015/9/8/chartex" xmlns:cx2="http://schemas.microsoft.com/office/drawing/2015/10/21/chartex" xmlns:cx3="http://schemas.microsoft.com/office/drawing/2016/5/9/chartex" xmlns:cx4="http://schemas.microsoft.com/office/drawing/2016/5/10/chartex" xmlns:cx5="http://schemas.microsoft.com/office/drawing/2016/5/11/chartex" xmlns:cx6="http://schemas.microsoft.com/office/drawing/2016/5/12/chartex" xmlns:cx7="http://schemas.microsoft.com/office/drawing/2016/5/13/chartex" xmlns:cx8="http://schemas.microsoft.com/office/drawing/2016/5/14/chartex" xmlns:mc="http://schemas.openxmlformats.org/markup-compatibility/2006" xmlns:aink="http://schemas.microsoft.com/office/drawing/2016/ink" xmlns:am3d="http://schemas.microsoft.com/office/drawing/2017/model3d" xmlns:o="urn:schemas-microsoft-com:office:office" xmlns:oel="http://schemas.microsoft.com/office/2019/extlst" xmlns:r="http://schemas.openxmlformats.org/officeDocument/2006/relationships" xmlns:m="http://schemas.openxmlformats.org/officeDocument/2006/math" xmlns:v="urn:schemas-microsoft-com:vml" xmlns:wp14="http://schemas.microsoft.com/office/word/2010/wordprocessingDrawing" xmlns:wp="http://schemas.openxmlformats.org/drawingml/2006/wordprocessingDrawing" xmlns:w10="urn:schemas-microsoft-com:office:word" xmlns:w="http://schemas.openxmlformats.org/wordprocessingml/2006/main" xmlns:w14="http://schemas.microsoft.com/office/word/2010/wordml" xmlns:w15="http://schemas.microsoft.com/office/word/2012/wordml" xmlns:w16cex="http://schemas.microsoft.com/office/word/2018/wordml/cex" xmlns:w16cid="http://schemas.microsoft.com/office/word/2016/wordml/cid" xmlns:w16="http://schemas.microsoft.com/office/word/2018/wordml" xmlns:w16du="http://schemas.microsoft.com/office/word/2023/wordml/word16du" xmlns:w16sdtdh="http://schemas.microsoft.com/office/word/2020/wordml/sdtdatahash" xmlns:w16se="http://schemas.microsoft.com/office/word/2015/wordml/symex" xmlns:wpg="http://schemas.microsoft.com/office/word/2010/wordprocessingGroup" xmlns:wpi="http://schemas.microsoft.com/office/word/2010/wordprocessingInk" xmlns:wne="http://schemas.microsoft.com/office/word/2006/wordml" xmlns:wps="http://schemas.microsoft.com/office/word/2010/wordprocessingShape" mc:Ignorable="w14 w15 w16se w16cid w16 w16cex w16sdtdh w16du wp14">
   <w:tbl>
     <w:tblPr>
       <w:tblW w:w="5000" w:type="pct"/>
@@ -631,6 +908,7 @@
         <v:shape id="PowerPlusWaterMarkObject1295236" o:spid="_x0000_s1027" type="#_x0000_t136" style="position:absolute;margin-left:0;margin-top:0;width:436.1pt;height:186.9pt;rotation:315;z-index:-251653120;mso-position-horizontal:center;mso-position-horizontal-relative:margin;mso-position-vertical:center;mso-position-vertical-relative:margin" o:allowincell="f" fillcolor="silver" stroked="f">
           <v:fill opacity=".5"/>
           <v:textpath style="font-family:&quot;Calibri&quot;;font-size:1pt" string="EL PROFE"/>
+          <w10:wrap anchorx="margin" anchory="margin"/>
         </v:shape>
       </w:pict>
     </w:r>
@@ -639,7 +917,7 @@
 </file>
 
 <file path=word/header3.xml><?xml version="1.0" encoding="utf-8"?>
-<w:hdr xmlns:wpc="http://schemas.microsoft.com/office/word/2010/wordprocessingCanvas" xmlns:cx="http://schemas.microsoft.com/office/drawing/2014/chartex" xmlns:cx1="http://schemas.microsoft.com/office/drawing/2015/9/8/chartex" xmlns:cx2="http://schemas.microsoft.com/office/drawing/2015/10/21/chartex" xmlns:cx3="http://schemas.microsoft.com/office/drawing/2016/5/9/chartex" xmlns:cx4="http://schemas.microsoft.com/office/drawing/2016/5/10/chartex" xmlns:cx5="http://schemas.microsoft.com/office/drawing/2016/5/11/chartex" xmlns:cx6="http://schemas.microsoft.com/office/drawing/2016/5/12/chartex" xmlns:cx7="http://schemas.microsoft.com/office/drawing/2016/5/13/chartex" xmlns:cx8="http://schemas.microsoft.com/office/drawing/2016/5/14/chartex" xmlns:mc="http://schemas.openxmlformats.org/markup-compatibility/2006" xmlns:aink="http://schemas.microsoft.com/office/drawing/2016/ink" xmlns:am3d="http://schemas.microsoft.com/office/drawing/2017/model3d" xmlns:o="urn:schemas-microsoft-com:office:office" xmlns:oel="http://schemas.microsoft.com/office/2019/extlst" xmlns:r="http://schemas.openxmlformats.org/officeDocument/2006/relationships" xmlns:m="http://schemas.openxmlformats.org/officeDocument/2006/math" xmlns:v="urn:schemas-microsoft-com:vml" xmlns:wp14="http://schemas.microsoft.com/office/word/2010/wordprocessingDrawing" xmlns:wp="http://schemas.openxmlformats.org/drawingml/2006/wordprocessingDrawing" xmlns:w10="urn:schemas-microsoft-com:office:word" xmlns:w="http://schemas.openxmlformats.org/wordprocessingml/2006/main" xmlns:w14="http://schemas.microsoft.com/office/word/2010/wordml" xmlns:w15="http://schemas.microsoft.com/office/word/2012/wordml" xmlns:w16cex="http://schemas.microsoft.com/office/word/2018/wordml/cex" xmlns:w16cid="http://schemas.microsoft.com/office/word/2016/wordml/cid" xmlns:w16="http://schemas.microsoft.com/office/word/2018/wordml" xmlns:w16du="http://schemas.microsoft.com/office/word/2023/wordml/word16du" xmlns:w16sdtdh="http://schemas.microsoft.com/office/word/2020/wordml/sdtdatahash" xmlns:w16sdtfl="http://schemas.microsoft.com/office/word/2024/wordml/sdtformatlock" xmlns:w16se="http://schemas.microsoft.com/office/word/2015/wordml/symex" xmlns:wpg="http://schemas.microsoft.com/office/word/2010/wordprocessingGroup" xmlns:wpi="http://schemas.microsoft.com/office/word/2010/wordprocessingInk" xmlns:wne="http://schemas.microsoft.com/office/word/2006/wordml" xmlns:wps="http://schemas.microsoft.com/office/word/2010/wordprocessingShape" mc:Ignorable="w14 w15 w16se w16cid w16 w16cex w16sdtdh w16sdtfl w16du wp14">
+<w:hdr xmlns:wpc="http://schemas.microsoft.com/office/word/2010/wordprocessingCanvas" xmlns:cx="http://schemas.microsoft.com/office/drawing/2014/chartex" xmlns:cx1="http://schemas.microsoft.com/office/drawing/2015/9/8/chartex" xmlns:cx2="http://schemas.microsoft.com/office/drawing/2015/10/21/chartex" xmlns:cx3="http://schemas.microsoft.com/office/drawing/2016/5/9/chartex" xmlns:cx4="http://schemas.microsoft.com/office/drawing/2016/5/10/chartex" xmlns:cx5="http://schemas.microsoft.com/office/drawing/2016/5/11/chartex" xmlns:cx6="http://schemas.microsoft.com/office/drawing/2016/5/12/chartex" xmlns:cx7="http://schemas.microsoft.com/office/drawing/2016/5/13/chartex" xmlns:cx8="http://schemas.microsoft.com/office/drawing/2016/5/14/chartex" xmlns:mc="http://schemas.openxmlformats.org/markup-compatibility/2006" xmlns:aink="http://schemas.microsoft.com/office/drawing/2016/ink" xmlns:am3d="http://schemas.microsoft.com/office/drawing/2017/model3d" xmlns:o="urn:schemas-microsoft-com:office:office" xmlns:oel="http://schemas.microsoft.com/office/2019/extlst" xmlns:r="http://schemas.openxmlformats.org/officeDocument/2006/relationships" xmlns:m="http://schemas.openxmlformats.org/officeDocument/2006/math" xmlns:v="urn:schemas-microsoft-com:vml" xmlns:wp14="http://schemas.microsoft.com/office/word/2010/wordprocessingDrawing" xmlns:wp="http://schemas.openxmlformats.org/drawingml/2006/wordprocessingDrawing" xmlns:w10="urn:schemas-microsoft-com:office:word" xmlns:w="http://schemas.openxmlformats.org/wordprocessingml/2006/main" xmlns:w14="http://schemas.microsoft.com/office/word/2010/wordml" xmlns:w15="http://schemas.microsoft.com/office/word/2012/wordml" xmlns:w16cex="http://schemas.microsoft.com/office/word/2018/wordml/cex" xmlns:w16cid="http://schemas.microsoft.com/office/word/2016/wordml/cid" xmlns:w16="http://schemas.microsoft.com/office/word/2018/wordml" xmlns:w16du="http://schemas.microsoft.com/office/word/2023/wordml/word16du" xmlns:w16sdtdh="http://schemas.microsoft.com/office/word/2020/wordml/sdtdatahash" xmlns:w16se="http://schemas.microsoft.com/office/word/2015/wordml/symex" xmlns:wpg="http://schemas.microsoft.com/office/word/2010/wordprocessingGroup" xmlns:wpi="http://schemas.microsoft.com/office/word/2010/wordprocessingInk" xmlns:wne="http://schemas.microsoft.com/office/word/2006/wordml" xmlns:wps="http://schemas.microsoft.com/office/word/2010/wordprocessingShape" mc:Ignorable="w14 w15 w16se w16cid w16 w16cex w16sdtdh w16du wp14">
   <w:p>
     <w:pPr>
       <w:pStyle w:val="Encabezado"/>
@@ -676,6 +954,7 @@
         <v:shape id="PowerPlusWaterMarkObject1295234" o:spid="_x0000_s1025" type="#_x0000_t136" style="position:absolute;margin-left:0;margin-top:0;width:436.1pt;height:186.9pt;rotation:315;z-index:-251657216;mso-position-horizontal:center;mso-position-horizontal-relative:margin;mso-position-vertical:center;mso-position-vertical-relative:margin" o:allowincell="f" fillcolor="silver" stroked="f">
           <v:fill opacity=".5"/>
           <v:textpath style="font-family:&quot;Calibri&quot;;font-size:1pt" string="EL PROFE"/>
+          <w10:wrap anchorx="margin" anchory="margin"/>
         </v:shape>
       </w:pict>
     </w:r>
@@ -683,8 +962,317 @@
 </w:hdr>
 </file>
 
+<file path=word/numbering.xml><?xml version="1.0" encoding="utf-8"?>
+<w:numbering xmlns:wpc="http://schemas.microsoft.com/office/word/2010/wordprocessingCanvas" xmlns:cx="http://schemas.microsoft.com/office/drawing/2014/chartex" xmlns:cx1="http://schemas.microsoft.com/office/drawing/2015/9/8/chartex" xmlns:cx2="http://schemas.microsoft.com/office/drawing/2015/10/21/chartex" xmlns:cx3="http://schemas.microsoft.com/office/drawing/2016/5/9/chartex" xmlns:cx4="http://schemas.microsoft.com/office/drawing/2016/5/10/chartex" xmlns:cx5="http://schemas.microsoft.com/office/drawing/2016/5/11/chartex" xmlns:cx6="http://schemas.microsoft.com/office/drawing/2016/5/12/chartex" xmlns:cx7="http://schemas.microsoft.com/office/drawing/2016/5/13/chartex" xmlns:cx8="http://schemas.microsoft.com/office/drawing/2016/5/14/chartex" xmlns:mc="http://schemas.openxmlformats.org/markup-compatibility/2006" xmlns:aink="http://schemas.microsoft.com/office/drawing/2016/ink" xmlns:am3d="http://schemas.microsoft.com/office/drawing/2017/model3d" xmlns:o="urn:schemas-microsoft-com:office:office" xmlns:oel="http://schemas.microsoft.com/office/2019/extlst" xmlns:r="http://schemas.openxmlformats.org/officeDocument/2006/relationships" xmlns:m="http://schemas.openxmlformats.org/officeDocument/2006/math" xmlns:v="urn:schemas-microsoft-com:vml" xmlns:wp14="http://schemas.microsoft.com/office/word/2010/wordprocessingDrawing" xmlns:wp="http://schemas.openxmlformats.org/drawingml/2006/wordprocessingDrawing" xmlns:w10="urn:schemas-microsoft-com:office:word" xmlns:w="http://schemas.openxmlformats.org/wordprocessingml/2006/main" xmlns:w14="http://schemas.microsoft.com/office/word/2010/wordml" xmlns:w15="http://schemas.microsoft.com/office/word/2012/wordml" xmlns:w16cex="http://schemas.microsoft.com/office/word/2018/wordml/cex" xmlns:w16cid="http://schemas.microsoft.com/office/word/2016/wordml/cid" xmlns:w16="http://schemas.microsoft.com/office/word/2018/wordml" xmlns:w16du="http://schemas.microsoft.com/office/word/2023/wordml/word16du" xmlns:w16sdtdh="http://schemas.microsoft.com/office/word/2020/wordml/sdtdatahash" xmlns:w16se="http://schemas.microsoft.com/office/word/2015/wordml/symex" xmlns:wpg="http://schemas.microsoft.com/office/word/2010/wordprocessingGroup" xmlns:wpi="http://schemas.microsoft.com/office/word/2010/wordprocessingInk" xmlns:wne="http://schemas.microsoft.com/office/word/2006/wordml" xmlns:wps="http://schemas.microsoft.com/office/word/2010/wordprocessingShape" mc:Ignorable="w14 w15 w16se w16cid w16 w16cex w16sdtdh w16du wp14">
+  <w:abstractNum w:abstractNumId="0" w15:restartNumberingAfterBreak="0">
+    <w:nsid w:val="24F90BAD"/>
+    <w:multiLevelType w:val="multilevel"/>
+    <w:tmpl w:val="161EC25C"/>
+    <w:lvl w:ilvl="0">
+      <w:start w:val="1"/>
+      <w:numFmt w:val="bullet"/>
+      <w:lvlText w:val=""/>
+      <w:lvlJc w:val="left"/>
+      <w:pPr>
+        <w:tabs>
+          <w:tab w:val="num" w:pos="720"/>
+        </w:tabs>
+        <w:ind w:left="720" w:hanging="360"/>
+      </w:pPr>
+      <w:rPr>
+        <w:rFonts w:ascii="Symbol" w:hAnsi="Symbol" w:hint="default"/>
+        <w:sz w:val="20"/>
+      </w:rPr>
+    </w:lvl>
+    <w:lvl w:ilvl="1" w:tentative="1">
+      <w:start w:val="1"/>
+      <w:numFmt w:val="bullet"/>
+      <w:lvlText w:val="o"/>
+      <w:lvlJc w:val="left"/>
+      <w:pPr>
+        <w:tabs>
+          <w:tab w:val="num" w:pos="1440"/>
+        </w:tabs>
+        <w:ind w:left="1440" w:hanging="360"/>
+      </w:pPr>
+      <w:rPr>
+        <w:rFonts w:ascii="Courier New" w:hAnsi="Courier New" w:hint="default"/>
+        <w:sz w:val="20"/>
+      </w:rPr>
+    </w:lvl>
+    <w:lvl w:ilvl="2" w:tentative="1">
+      <w:start w:val="1"/>
+      <w:numFmt w:val="bullet"/>
+      <w:lvlText w:val=""/>
+      <w:lvlJc w:val="left"/>
+      <w:pPr>
+        <w:tabs>
+          <w:tab w:val="num" w:pos="2160"/>
+        </w:tabs>
+        <w:ind w:left="2160" w:hanging="360"/>
+      </w:pPr>
+      <w:rPr>
+        <w:rFonts w:ascii="Wingdings" w:hAnsi="Wingdings" w:hint="default"/>
+        <w:sz w:val="20"/>
+      </w:rPr>
+    </w:lvl>
+    <w:lvl w:ilvl="3" w:tentative="1">
+      <w:start w:val="1"/>
+      <w:numFmt w:val="bullet"/>
+      <w:lvlText w:val=""/>
+      <w:lvlJc w:val="left"/>
+      <w:pPr>
+        <w:tabs>
+          <w:tab w:val="num" w:pos="2880"/>
+        </w:tabs>
+        <w:ind w:left="2880" w:hanging="360"/>
+      </w:pPr>
+      <w:rPr>
+        <w:rFonts w:ascii="Wingdings" w:hAnsi="Wingdings" w:hint="default"/>
+        <w:sz w:val="20"/>
+      </w:rPr>
+    </w:lvl>
+    <w:lvl w:ilvl="4" w:tentative="1">
+      <w:start w:val="1"/>
+      <w:numFmt w:val="bullet"/>
+      <w:lvlText w:val=""/>
+      <w:lvlJc w:val="left"/>
+      <w:pPr>
+        <w:tabs>
+          <w:tab w:val="num" w:pos="3600"/>
+        </w:tabs>
+        <w:ind w:left="3600" w:hanging="360"/>
+      </w:pPr>
+      <w:rPr>
+        <w:rFonts w:ascii="Wingdings" w:hAnsi="Wingdings" w:hint="default"/>
+        <w:sz w:val="20"/>
+      </w:rPr>
+    </w:lvl>
+    <w:lvl w:ilvl="5" w:tentative="1">
+      <w:start w:val="1"/>
+      <w:numFmt w:val="bullet"/>
+      <w:lvlText w:val=""/>
+      <w:lvlJc w:val="left"/>
+      <w:pPr>
+        <w:tabs>
+          <w:tab w:val="num" w:pos="4320"/>
+        </w:tabs>
+        <w:ind w:left="4320" w:hanging="360"/>
+      </w:pPr>
+      <w:rPr>
+        <w:rFonts w:ascii="Wingdings" w:hAnsi="Wingdings" w:hint="default"/>
+        <w:sz w:val="20"/>
+      </w:rPr>
+    </w:lvl>
+    <w:lvl w:ilvl="6" w:tentative="1">
+      <w:start w:val="1"/>
+      <w:numFmt w:val="bullet"/>
+      <w:lvlText w:val=""/>
+      <w:lvlJc w:val="left"/>
+      <w:pPr>
+        <w:tabs>
+          <w:tab w:val="num" w:pos="5040"/>
+        </w:tabs>
+        <w:ind w:left="5040" w:hanging="360"/>
+      </w:pPr>
+      <w:rPr>
+        <w:rFonts w:ascii="Wingdings" w:hAnsi="Wingdings" w:hint="default"/>
+        <w:sz w:val="20"/>
+      </w:rPr>
+    </w:lvl>
+    <w:lvl w:ilvl="7" w:tentative="1">
+      <w:start w:val="1"/>
+      <w:numFmt w:val="bullet"/>
+      <w:lvlText w:val=""/>
+      <w:lvlJc w:val="left"/>
+      <w:pPr>
+        <w:tabs>
+          <w:tab w:val="num" w:pos="5760"/>
+        </w:tabs>
+        <w:ind w:left="5760" w:hanging="360"/>
+      </w:pPr>
+      <w:rPr>
+        <w:rFonts w:ascii="Wingdings" w:hAnsi="Wingdings" w:hint="default"/>
+        <w:sz w:val="20"/>
+      </w:rPr>
+    </w:lvl>
+    <w:lvl w:ilvl="8" w:tentative="1">
+      <w:start w:val="1"/>
+      <w:numFmt w:val="bullet"/>
+      <w:lvlText w:val=""/>
+      <w:lvlJc w:val="left"/>
+      <w:pPr>
+        <w:tabs>
+          <w:tab w:val="num" w:pos="6480"/>
+        </w:tabs>
+        <w:ind w:left="6480" w:hanging="360"/>
+      </w:pPr>
+      <w:rPr>
+        <w:rFonts w:ascii="Wingdings" w:hAnsi="Wingdings" w:hint="default"/>
+        <w:sz w:val="20"/>
+      </w:rPr>
+    </w:lvl>
+  </w:abstractNum>
+  <w:abstractNum w:abstractNumId="1" w15:restartNumberingAfterBreak="0">
+    <w:nsid w:val="36504F93"/>
+    <w:multiLevelType w:val="multilevel"/>
+    <w:tmpl w:val="EE98E0D6"/>
+    <w:lvl w:ilvl="0">
+      <w:start w:val="1"/>
+      <w:numFmt w:val="bullet"/>
+      <w:lvlText w:val=""/>
+      <w:lvlJc w:val="left"/>
+      <w:pPr>
+        <w:tabs>
+          <w:tab w:val="num" w:pos="720"/>
+        </w:tabs>
+        <w:ind w:left="720" w:hanging="360"/>
+      </w:pPr>
+      <w:rPr>
+        <w:rFonts w:ascii="Symbol" w:hAnsi="Symbol" w:hint="default"/>
+        <w:sz w:val="20"/>
+      </w:rPr>
+    </w:lvl>
+    <w:lvl w:ilvl="1" w:tentative="1">
+      <w:start w:val="1"/>
+      <w:numFmt w:val="bullet"/>
+      <w:lvlText w:val="o"/>
+      <w:lvlJc w:val="left"/>
+      <w:pPr>
+        <w:tabs>
+          <w:tab w:val="num" w:pos="1440"/>
+        </w:tabs>
+        <w:ind w:left="1440" w:hanging="360"/>
+      </w:pPr>
+      <w:rPr>
+        <w:rFonts w:ascii="Courier New" w:hAnsi="Courier New" w:hint="default"/>
+        <w:sz w:val="20"/>
+      </w:rPr>
+    </w:lvl>
+    <w:lvl w:ilvl="2" w:tentative="1">
+      <w:start w:val="1"/>
+      <w:numFmt w:val="bullet"/>
+      <w:lvlText w:val=""/>
+      <w:lvlJc w:val="left"/>
+      <w:pPr>
+        <w:tabs>
+          <w:tab w:val="num" w:pos="2160"/>
+        </w:tabs>
+        <w:ind w:left="2160" w:hanging="360"/>
+      </w:pPr>
+      <w:rPr>
+        <w:rFonts w:ascii="Wingdings" w:hAnsi="Wingdings" w:hint="default"/>
+        <w:sz w:val="20"/>
+      </w:rPr>
+    </w:lvl>
+    <w:lvl w:ilvl="3" w:tentative="1">
+      <w:start w:val="1"/>
+      <w:numFmt w:val="bullet"/>
+      <w:lvlText w:val=""/>
+      <w:lvlJc w:val="left"/>
+      <w:pPr>
+        <w:tabs>
+          <w:tab w:val="num" w:pos="2880"/>
+        </w:tabs>
+        <w:ind w:left="2880" w:hanging="360"/>
+      </w:pPr>
+      <w:rPr>
+        <w:rFonts w:ascii="Wingdings" w:hAnsi="Wingdings" w:hint="default"/>
+        <w:sz w:val="20"/>
+      </w:rPr>
+    </w:lvl>
+    <w:lvl w:ilvl="4" w:tentative="1">
+      <w:start w:val="1"/>
+      <w:numFmt w:val="bullet"/>
+      <w:lvlText w:val=""/>
+      <w:lvlJc w:val="left"/>
+      <w:pPr>
+        <w:tabs>
+          <w:tab w:val="num" w:pos="3600"/>
+        </w:tabs>
+        <w:ind w:left="3600" w:hanging="360"/>
+      </w:pPr>
+      <w:rPr>
+        <w:rFonts w:ascii="Wingdings" w:hAnsi="Wingdings" w:hint="default"/>
+        <w:sz w:val="20"/>
+      </w:rPr>
+    </w:lvl>
+    <w:lvl w:ilvl="5" w:tentative="1">
+      <w:start w:val="1"/>
+      <w:numFmt w:val="bullet"/>
+      <w:lvlText w:val=""/>
+      <w:lvlJc w:val="left"/>
+      <w:pPr>
+        <w:tabs>
+          <w:tab w:val="num" w:pos="4320"/>
+        </w:tabs>
+        <w:ind w:left="4320" w:hanging="360"/>
+      </w:pPr>
+      <w:rPr>
+        <w:rFonts w:ascii="Wingdings" w:hAnsi="Wingdings" w:hint="default"/>
+        <w:sz w:val="20"/>
+      </w:rPr>
+    </w:lvl>
+    <w:lvl w:ilvl="6" w:tentative="1">
+      <w:start w:val="1"/>
+      <w:numFmt w:val="bullet"/>
+      <w:lvlText w:val=""/>
+      <w:lvlJc w:val="left"/>
+      <w:pPr>
+        <w:tabs>
+          <w:tab w:val="num" w:pos="5040"/>
+        </w:tabs>
+        <w:ind w:left="5040" w:hanging="360"/>
+      </w:pPr>
+      <w:rPr>
+        <w:rFonts w:ascii="Wingdings" w:hAnsi="Wingdings" w:hint="default"/>
+        <w:sz w:val="20"/>
+      </w:rPr>
+    </w:lvl>
+    <w:lvl w:ilvl="7" w:tentative="1">
+      <w:start w:val="1"/>
+      <w:numFmt w:val="bullet"/>
+      <w:lvlText w:val=""/>
+      <w:lvlJc w:val="left"/>
+      <w:pPr>
+        <w:tabs>
+          <w:tab w:val="num" w:pos="5760"/>
+        </w:tabs>
+        <w:ind w:left="5760" w:hanging="360"/>
+      </w:pPr>
+      <w:rPr>
+        <w:rFonts w:ascii="Wingdings" w:hAnsi="Wingdings" w:hint="default"/>
+        <w:sz w:val="20"/>
+      </w:rPr>
+    </w:lvl>
+    <w:lvl w:ilvl="8" w:tentative="1">
+      <w:start w:val="1"/>
+      <w:numFmt w:val="bullet"/>
+      <w:lvlText w:val=""/>
+      <w:lvlJc w:val="left"/>
+      <w:pPr>
+        <w:tabs>
+          <w:tab w:val="num" w:pos="6480"/>
+        </w:tabs>
+        <w:ind w:left="6480" w:hanging="360"/>
+      </w:pPr>
+      <w:rPr>
+        <w:rFonts w:ascii="Wingdings" w:hAnsi="Wingdings" w:hint="default"/>
+        <w:sz w:val="20"/>
+      </w:rPr>
+    </w:lvl>
+  </w:abstractNum>
+  <w:num w:numId="1" w16cid:durableId="306713318">
+    <w:abstractNumId w:val="1"/>
+  </w:num>
+  <w:num w:numId="2" w16cid:durableId="1635409874">
+    <w:abstractNumId w:val="0"/>
+  </w:num>
+</w:numbering>
+</file>
+
 <file path=word/styles.xml><?xml version="1.0" encoding="utf-8"?>
-<w:styles xmlns:mc="http://schemas.openxmlformats.org/markup-compatibility/2006" xmlns:r="http://schemas.openxmlformats.org/officeDocument/2006/relationships" xmlns:w="http://schemas.openxmlformats.org/wordprocessingml/2006/main" xmlns:w14="http://schemas.microsoft.com/office/word/2010/wordml" xmlns:w15="http://schemas.microsoft.com/office/word/2012/wordml" xmlns:w16cex="http://schemas.microsoft.com/office/word/2018/wordml/cex" xmlns:w16cid="http://schemas.microsoft.com/office/word/2016/wordml/cid" xmlns:w16="http://schemas.microsoft.com/office/word/2018/wordml" xmlns:w16du="http://schemas.microsoft.com/office/word/2023/wordml/word16du" xmlns:w16sdtdh="http://schemas.microsoft.com/office/word/2020/wordml/sdtdatahash" xmlns:w16sdtfl="http://schemas.microsoft.com/office/word/2024/wordml/sdtformatlock" xmlns:w16se="http://schemas.microsoft.com/office/word/2015/wordml/symex" mc:Ignorable="w14 w15 w16se w16cid w16 w16cex w16sdtdh w16sdtfl w16du">
+<w:styles xmlns:mc="http://schemas.openxmlformats.org/markup-compatibility/2006" xmlns:r="http://schemas.openxmlformats.org/officeDocument/2006/relationships" xmlns:w="http://schemas.openxmlformats.org/wordprocessingml/2006/main" xmlns:w14="http://schemas.microsoft.com/office/word/2010/wordml" xmlns:w15="http://schemas.microsoft.com/office/word/2012/wordml" xmlns:w16cex="http://schemas.microsoft.com/office/word/2018/wordml/cex" xmlns:w16cid="http://schemas.microsoft.com/office/word/2016/wordml/cid" xmlns:w16="http://schemas.microsoft.com/office/word/2018/wordml" xmlns:w16du="http://schemas.microsoft.com/office/word/2023/wordml/word16du" xmlns:w16sdtdh="http://schemas.microsoft.com/office/word/2020/wordml/sdtdatahash" xmlns:w16se="http://schemas.microsoft.com/office/word/2015/wordml/symex" mc:Ignorable="w14 w15 w16se w16cid w16 w16cex w16sdtdh w16du">
   <w:docDefaults>
     <w:rPrDefault>
       <w:rPr>
@@ -1295,7 +1883,6 @@
   <w:style w:type="character" w:default="1" w:styleId="Fuentedeprrafopredeter">
     <w:name w:val="Default Paragraph Font"/>
     <w:uiPriority w:val="1"/>
-    <w:semiHidden/>
     <w:unhideWhenUsed/>
   </w:style>
   <w:style w:type="table" w:default="1" w:styleId="Tablanormal">
@@ -1638,7 +2225,7 @@
       <w:color w:val="595959" w:themeColor="text1" w:themeTint="A6"/>
     </w:rPr>
   </w:style>
-  <w:style w:type="character" w:styleId="Fuerte">
+  <w:style w:type="character" w:styleId="Textoennegrita">
     <w:name w:val="Strong"/>
     <w:basedOn w:val="Fuentedeprrafopredeter"/>
     <w:uiPriority w:val="22"/>
@@ -1769,7 +2356,7 @@
 </file>
 
 <file path=word/glossary/document.xml><?xml version="1.0" encoding="utf-8"?>
-<w:glossaryDocument xmlns:wpc="http://schemas.microsoft.com/office/word/2010/wordprocessingCanvas" xmlns:cx="http://schemas.microsoft.com/office/drawing/2014/chartex" xmlns:cx1="http://schemas.microsoft.com/office/drawing/2015/9/8/chartex" xmlns:cx2="http://schemas.microsoft.com/office/drawing/2015/10/21/chartex" xmlns:cx3="http://schemas.microsoft.com/office/drawing/2016/5/9/chartex" xmlns:cx4="http://schemas.microsoft.com/office/drawing/2016/5/10/chartex" xmlns:cx5="http://schemas.microsoft.com/office/drawing/2016/5/11/chartex" xmlns:cx6="http://schemas.microsoft.com/office/drawing/2016/5/12/chartex" xmlns:cx7="http://schemas.microsoft.com/office/drawing/2016/5/13/chartex" xmlns:cx8="http://schemas.microsoft.com/office/drawing/2016/5/14/chartex" xmlns:mc="http://schemas.openxmlformats.org/markup-compatibility/2006" xmlns:aink="http://schemas.microsoft.com/office/drawing/2016/ink" xmlns:am3d="http://schemas.microsoft.com/office/drawing/2017/model3d" xmlns:o="urn:schemas-microsoft-com:office:office" xmlns:oel="http://schemas.microsoft.com/office/2019/extlst" xmlns:r="http://schemas.openxmlformats.org/officeDocument/2006/relationships" xmlns:m="http://schemas.openxmlformats.org/officeDocument/2006/math" xmlns:v="urn:schemas-microsoft-com:vml" xmlns:wp14="http://schemas.microsoft.com/office/word/2010/wordprocessingDrawing" xmlns:wp="http://schemas.openxmlformats.org/drawingml/2006/wordprocessingDrawing" xmlns:w10="urn:schemas-microsoft-com:office:word" xmlns:w="http://schemas.openxmlformats.org/wordprocessingml/2006/main" xmlns:w14="http://schemas.microsoft.com/office/word/2010/wordml" xmlns:w15="http://schemas.microsoft.com/office/word/2012/wordml" xmlns:w16cex="http://schemas.microsoft.com/office/word/2018/wordml/cex" xmlns:w16cid="http://schemas.microsoft.com/office/word/2016/wordml/cid" xmlns:w16="http://schemas.microsoft.com/office/word/2018/wordml" xmlns:w16du="http://schemas.microsoft.com/office/word/2023/wordml/word16du" xmlns:w16sdtdh="http://schemas.microsoft.com/office/word/2020/wordml/sdtdatahash" xmlns:w16sdtfl="http://schemas.microsoft.com/office/word/2024/wordml/sdtformatlock" xmlns:w16se="http://schemas.microsoft.com/office/word/2015/wordml/symex" xmlns:wpg="http://schemas.microsoft.com/office/word/2010/wordprocessingGroup" xmlns:wpi="http://schemas.microsoft.com/office/word/2010/wordprocessingInk" xmlns:wne="http://schemas.microsoft.com/office/word/2006/wordml" xmlns:wps="http://schemas.microsoft.com/office/word/2010/wordprocessingShape" mc:Ignorable="w14 w15 w16se w16cid w16 w16cex w16sdtdh w16sdtfl w16du wp14">
+<w:glossaryDocument xmlns:wpc="http://schemas.microsoft.com/office/word/2010/wordprocessingCanvas" xmlns:cx="http://schemas.microsoft.com/office/drawing/2014/chartex" xmlns:cx1="http://schemas.microsoft.com/office/drawing/2015/9/8/chartex" xmlns:cx2="http://schemas.microsoft.com/office/drawing/2015/10/21/chartex" xmlns:cx3="http://schemas.microsoft.com/office/drawing/2016/5/9/chartex" xmlns:cx4="http://schemas.microsoft.com/office/drawing/2016/5/10/chartex" xmlns:cx5="http://schemas.microsoft.com/office/drawing/2016/5/11/chartex" xmlns:cx6="http://schemas.microsoft.com/office/drawing/2016/5/12/chartex" xmlns:cx7="http://schemas.microsoft.com/office/drawing/2016/5/13/chartex" xmlns:cx8="http://schemas.microsoft.com/office/drawing/2016/5/14/chartex" xmlns:mc="http://schemas.openxmlformats.org/markup-compatibility/2006" xmlns:aink="http://schemas.microsoft.com/office/drawing/2016/ink" xmlns:am3d="http://schemas.microsoft.com/office/drawing/2017/model3d" xmlns:o="urn:schemas-microsoft-com:office:office" xmlns:oel="http://schemas.microsoft.com/office/2019/extlst" xmlns:r="http://schemas.openxmlformats.org/officeDocument/2006/relationships" xmlns:m="http://schemas.openxmlformats.org/officeDocument/2006/math" xmlns:v="urn:schemas-microsoft-com:vml" xmlns:wp14="http://schemas.microsoft.com/office/word/2010/wordprocessingDrawing" xmlns:wp="http://schemas.openxmlformats.org/drawingml/2006/wordprocessingDrawing" xmlns:w10="urn:schemas-microsoft-com:office:word" xmlns:w="http://schemas.openxmlformats.org/wordprocessingml/2006/main" xmlns:w14="http://schemas.microsoft.com/office/word/2010/wordml" xmlns:w15="http://schemas.microsoft.com/office/word/2012/wordml" xmlns:w16cex="http://schemas.microsoft.com/office/word/2018/wordml/cex" xmlns:w16cid="http://schemas.microsoft.com/office/word/2016/wordml/cid" xmlns:w16="http://schemas.microsoft.com/office/word/2018/wordml" xmlns:w16du="http://schemas.microsoft.com/office/word/2023/wordml/word16du" xmlns:w16sdtdh="http://schemas.microsoft.com/office/word/2020/wordml/sdtdatahash" xmlns:w16se="http://schemas.microsoft.com/office/word/2015/wordml/symex" xmlns:wpg="http://schemas.microsoft.com/office/word/2010/wordprocessingGroup" xmlns:wpi="http://schemas.microsoft.com/office/word/2010/wordprocessingInk" xmlns:wne="http://schemas.microsoft.com/office/word/2006/wordml" xmlns:wps="http://schemas.microsoft.com/office/word/2010/wordprocessingShape" mc:Ignorable="w14 w15 w16se w16cid w16 w16cex w16sdtdh w16du wp14">
   <w:docParts>
     <w:docPart>
       <w:docPartPr>
@@ -1838,12 +2425,13 @@
 </file>
 
 <file path=word/glossary/fontTable.xml><?xml version="1.0" encoding="utf-8"?>
-<w:fonts xmlns:mc="http://schemas.openxmlformats.org/markup-compatibility/2006" xmlns:r="http://schemas.openxmlformats.org/officeDocument/2006/relationships" xmlns:w="http://schemas.openxmlformats.org/wordprocessingml/2006/main" xmlns:w14="http://schemas.microsoft.com/office/word/2010/wordml" xmlns:w15="http://schemas.microsoft.com/office/word/2012/wordml" xmlns:w16cex="http://schemas.microsoft.com/office/word/2018/wordml/cex" xmlns:w16cid="http://schemas.microsoft.com/office/word/2016/wordml/cid" xmlns:w16="http://schemas.microsoft.com/office/word/2018/wordml" xmlns:w16du="http://schemas.microsoft.com/office/word/2023/wordml/word16du" xmlns:w16sdtdh="http://schemas.microsoft.com/office/word/2020/wordml/sdtdatahash" xmlns:w16sdtfl="http://schemas.microsoft.com/office/word/2024/wordml/sdtformatlock" xmlns:w16se="http://schemas.microsoft.com/office/word/2015/wordml/symex" mc:Ignorable="w14 w15 w16se w16cid w16 w16cex w16sdtdh w16sdtfl w16du">
-  <w:font w:name="Aptos">
-    <w:charset w:val="00"/>
-    <w:family w:val="swiss"/>
+<w:fonts xmlns:mc="http://schemas.openxmlformats.org/markup-compatibility/2006" xmlns:r="http://schemas.openxmlformats.org/officeDocument/2006/relationships" xmlns:w="http://schemas.openxmlformats.org/wordprocessingml/2006/main" xmlns:w14="http://schemas.microsoft.com/office/word/2010/wordml" xmlns:w15="http://schemas.microsoft.com/office/word/2012/wordml" xmlns:w16cex="http://schemas.microsoft.com/office/word/2018/wordml/cex" xmlns:w16cid="http://schemas.microsoft.com/office/word/2016/wordml/cid" xmlns:w16="http://schemas.microsoft.com/office/word/2018/wordml" xmlns:w16du="http://schemas.microsoft.com/office/word/2023/wordml/word16du" xmlns:w16sdtdh="http://schemas.microsoft.com/office/word/2020/wordml/sdtdatahash" xmlns:w16se="http://schemas.microsoft.com/office/word/2015/wordml/symex" mc:Ignorable="w14 w15 w16se w16cid w16 w16cex w16sdtdh w16du">
+  <w:font w:name="Symbol">
+    <w:panose1 w:val="05050102010706020507"/>
+    <w:charset w:val="02"/>
+    <w:family w:val="roman"/>
     <w:pitch w:val="variable"/>
-    <w:sig w:usb0="20000287" w:usb1="00000003" w:usb2="00000000" w:usb3="00000000" w:csb0="0000019F" w:csb1="00000000"/>
+    <w:sig w:usb0="00000000" w:usb1="10000000" w:usb2="00000000" w:usb3="00000000" w:csb0="80000000" w:csb1="00000000"/>
   </w:font>
   <w:font w:name="Times New Roman">
     <w:panose1 w:val="02020603050405020304"/>
@@ -1852,17 +2440,53 @@
     <w:pitch w:val="variable"/>
     <w:sig w:usb0="E0002EFF" w:usb1="C000785B" w:usb2="00000009" w:usb3="00000000" w:csb0="000001FF" w:csb1="00000000"/>
   </w:font>
+  <w:font w:name="Courier New">
+    <w:panose1 w:val="02070309020205020404"/>
+    <w:charset w:val="00"/>
+    <w:family w:val="modern"/>
+    <w:pitch w:val="fixed"/>
+    <w:sig w:usb0="E0002EFF" w:usb1="C0007843" w:usb2="00000009" w:usb3="00000000" w:csb0="000001FF" w:csb1="00000000"/>
+  </w:font>
+  <w:font w:name="Wingdings">
+    <w:panose1 w:val="05000000000000000000"/>
+    <w:charset w:val="02"/>
+    <w:family w:val="auto"/>
+    <w:pitch w:val="variable"/>
+    <w:sig w:usb0="00000000" w:usb1="10000000" w:usb2="00000000" w:usb3="00000000" w:csb0="80000000" w:csb1="00000000"/>
+  </w:font>
+  <w:font w:name="Aptos">
+    <w:charset w:val="00"/>
+    <w:family w:val="swiss"/>
+    <w:pitch w:val="variable"/>
+    <w:sig w:usb0="20000287" w:usb1="00000003" w:usb2="00000000" w:usb3="00000000" w:csb0="0000019F" w:csb1="00000000"/>
+  </w:font>
+  <w:font w:name="Yu Mincho">
+    <w:altName w:val="游明朝"/>
+    <w:panose1 w:val="02020400000000000000"/>
+    <w:charset w:val="80"/>
+    <w:family w:val="roman"/>
+    <w:pitch w:val="variable"/>
+    <w:sig w:usb0="800002E7" w:usb1="2AC7FCFF" w:usb2="00000012" w:usb3="00000000" w:csb0="0002009F" w:csb1="00000000"/>
+  </w:font>
   <w:font w:name="Aptos Display">
     <w:charset w:val="00"/>
     <w:family w:val="swiss"/>
     <w:pitch w:val="variable"/>
     <w:sig w:usb0="20000287" w:usb1="00000003" w:usb2="00000000" w:usb3="00000000" w:csb0="0000019F" w:csb1="00000000"/>
   </w:font>
+  <w:font w:name="Yu Gothic Light">
+    <w:altName w:val="游ゴシック Light"/>
+    <w:panose1 w:val="020B0300000000000000"/>
+    <w:charset w:val="80"/>
+    <w:family w:val="swiss"/>
+    <w:pitch w:val="variable"/>
+    <w:sig w:usb0="E00002FF" w:usb1="2AC7FDFF" w:usb2="00000016" w:usb3="00000000" w:csb0="0002009F" w:csb1="00000000"/>
+  </w:font>
 </w:fonts>
 </file>
 
 <file path=word/glossary/settings.xml><?xml version="1.0" encoding="utf-8"?>
-<w:settings xmlns:mc="http://schemas.openxmlformats.org/markup-compatibility/2006" xmlns:o="urn:schemas-microsoft-com:office:office" xmlns:r="http://schemas.openxmlformats.org/officeDocument/2006/relationships" xmlns:m="http://schemas.openxmlformats.org/officeDocument/2006/math" xmlns:v="urn:schemas-microsoft-com:vml" xmlns:w10="urn:schemas-microsoft-com:office:word" xmlns:w="http://schemas.openxmlformats.org/wordprocessingml/2006/main" xmlns:w14="http://schemas.microsoft.com/office/word/2010/wordml" xmlns:w15="http://schemas.microsoft.com/office/word/2012/wordml" xmlns:w16cex="http://schemas.microsoft.com/office/word/2018/wordml/cex" xmlns:w16cid="http://schemas.microsoft.com/office/word/2016/wordml/cid" xmlns:w16="http://schemas.microsoft.com/office/word/2018/wordml" xmlns:w16du="http://schemas.microsoft.com/office/word/2023/wordml/word16du" xmlns:w16sdtdh="http://schemas.microsoft.com/office/word/2020/wordml/sdtdatahash" xmlns:w16sdtfl="http://schemas.microsoft.com/office/word/2024/wordml/sdtformatlock" xmlns:w16se="http://schemas.microsoft.com/office/word/2015/wordml/symex" xmlns:sl="http://schemas.openxmlformats.org/schemaLibrary/2006/main" mc:Ignorable="w14 w15 w16se w16cid w16 w16cex w16sdtdh w16sdtfl w16du">
+<w:settings xmlns:mc="http://schemas.openxmlformats.org/markup-compatibility/2006" xmlns:o="urn:schemas-microsoft-com:office:office" xmlns:r="http://schemas.openxmlformats.org/officeDocument/2006/relationships" xmlns:m="http://schemas.openxmlformats.org/officeDocument/2006/math" xmlns:v="urn:schemas-microsoft-com:vml" xmlns:w10="urn:schemas-microsoft-com:office:word" xmlns:w="http://schemas.openxmlformats.org/wordprocessingml/2006/main" xmlns:w14="http://schemas.microsoft.com/office/word/2010/wordml" xmlns:w15="http://schemas.microsoft.com/office/word/2012/wordml" xmlns:w16cex="http://schemas.microsoft.com/office/word/2018/wordml/cex" xmlns:w16cid="http://schemas.microsoft.com/office/word/2016/wordml/cid" xmlns:w16="http://schemas.microsoft.com/office/word/2018/wordml" xmlns:w16du="http://schemas.microsoft.com/office/word/2023/wordml/word16du" xmlns:w16sdtdh="http://schemas.microsoft.com/office/word/2020/wordml/sdtdatahash" xmlns:w16se="http://schemas.microsoft.com/office/word/2015/wordml/symex" xmlns:sl="http://schemas.openxmlformats.org/schemaLibrary/2006/main" mc:Ignorable="w14 w15 w16se w16cid w16 w16cex w16sdtdh w16du">
   <w:view w:val="normal"/>
   <w:defaultTabStop w:val="708"/>
   <w:hyphenationZone w:val="425"/>
@@ -1878,7 +2502,10 @@
   </w:compat>
   <w:rsids>
     <w:rsidRoot w:val="00304F6A"/>
+    <w:rsid w:val="00073448"/>
     <w:rsid w:val="00304F6A"/>
+    <w:rsid w:val="00714909"/>
+    <w:rsid w:val="00B56D3E"/>
     <w:rsid w:val="00F432F3"/>
     <w:rsid w:val="00FD322B"/>
   </w:rsids>
@@ -1895,7 +2522,7 @@
     <m:intLim m:val="subSup"/>
     <m:naryLim m:val="undOvr"/>
   </m:mathPr>
-  <w:themeFontLang w:val="es-MX"/>
+  <w:themeFontLang w:val="es-MX" w:eastAsia="ja-JP"/>
   <w:clrSchemeMapping w:bg1="light1" w:t1="dark1" w:bg2="light2" w:t2="dark2" w:accent1="accent1" w:accent2="accent2" w:accent3="accent3" w:accent4="accent4" w:accent5="accent5" w:accent6="accent6" w:hyperlink="hyperlink" w:followedHyperlink="followedHyperlink"/>
   <w:decimalSymbol w:val="."/>
   <w:listSeparator w:val=","/>
@@ -1904,7 +2531,7 @@
 </file>
 
 <file path=word/glossary/styles.xml><?xml version="1.0" encoding="utf-8"?>
-<w:styles xmlns:mc="http://schemas.openxmlformats.org/markup-compatibility/2006" xmlns:r="http://schemas.openxmlformats.org/officeDocument/2006/relationships" xmlns:w="http://schemas.openxmlformats.org/wordprocessingml/2006/main" xmlns:w14="http://schemas.microsoft.com/office/word/2010/wordml" xmlns:w15="http://schemas.microsoft.com/office/word/2012/wordml" xmlns:w16cex="http://schemas.microsoft.com/office/word/2018/wordml/cex" xmlns:w16cid="http://schemas.microsoft.com/office/word/2016/wordml/cid" xmlns:w16="http://schemas.microsoft.com/office/word/2018/wordml" xmlns:w16du="http://schemas.microsoft.com/office/word/2023/wordml/word16du" xmlns:w16sdtdh="http://schemas.microsoft.com/office/word/2020/wordml/sdtdatahash" xmlns:w16sdtfl="http://schemas.microsoft.com/office/word/2024/wordml/sdtformatlock" xmlns:w16se="http://schemas.microsoft.com/office/word/2015/wordml/symex" mc:Ignorable="w14 w15 w16se w16cid w16 w16cex w16sdtdh w16sdtfl w16du">
+<w:styles xmlns:mc="http://schemas.openxmlformats.org/markup-compatibility/2006" xmlns:r="http://schemas.openxmlformats.org/officeDocument/2006/relationships" xmlns:w="http://schemas.openxmlformats.org/wordprocessingml/2006/main" xmlns:w14="http://schemas.microsoft.com/office/word/2010/wordml" xmlns:w15="http://schemas.microsoft.com/office/word/2012/wordml" xmlns:w16cex="http://schemas.microsoft.com/office/word/2018/wordml/cex" xmlns:w16cid="http://schemas.microsoft.com/office/word/2016/wordml/cid" xmlns:w16="http://schemas.microsoft.com/office/word/2018/wordml" xmlns:w16du="http://schemas.microsoft.com/office/word/2023/wordml/word16du" xmlns:w16sdtdh="http://schemas.microsoft.com/office/word/2020/wordml/sdtdatahash" xmlns:w16se="http://schemas.microsoft.com/office/word/2015/wordml/symex" mc:Ignorable="w14 w15 w16se w16cid w16 w16cex w16sdtdh w16du">
   <w:docDefaults>
     <w:rPrDefault>
       <w:rPr>
@@ -2343,7 +2970,7 @@
 </file>
 
 <file path=word/glossary/webSettings.xml><?xml version="1.0" encoding="utf-8"?>
-<w:webSettings xmlns:mc="http://schemas.openxmlformats.org/markup-compatibility/2006" xmlns:r="http://schemas.openxmlformats.org/officeDocument/2006/relationships" xmlns:w="http://schemas.openxmlformats.org/wordprocessingml/2006/main" xmlns:w14="http://schemas.microsoft.com/office/word/2010/wordml" xmlns:w15="http://schemas.microsoft.com/office/word/2012/wordml" xmlns:w16cex="http://schemas.microsoft.com/office/word/2018/wordml/cex" xmlns:w16cid="http://schemas.microsoft.com/office/word/2016/wordml/cid" xmlns:w16="http://schemas.microsoft.com/office/word/2018/wordml" xmlns:w16du="http://schemas.microsoft.com/office/word/2023/wordml/word16du" xmlns:w16sdtdh="http://schemas.microsoft.com/office/word/2020/wordml/sdtdatahash" xmlns:w16sdtfl="http://schemas.microsoft.com/office/word/2024/wordml/sdtformatlock" xmlns:w16se="http://schemas.microsoft.com/office/word/2015/wordml/symex" mc:Ignorable="w14 w15 w16se w16cid w16 w16cex w16sdtdh w16sdtfl w16du">
+<w:webSettings xmlns:mc="http://schemas.openxmlformats.org/markup-compatibility/2006" xmlns:r="http://schemas.openxmlformats.org/officeDocument/2006/relationships" xmlns:w="http://schemas.openxmlformats.org/wordprocessingml/2006/main" xmlns:w14="http://schemas.microsoft.com/office/word/2010/wordml" xmlns:w15="http://schemas.microsoft.com/office/word/2012/wordml" xmlns:w16cex="http://schemas.microsoft.com/office/word/2018/wordml/cex" xmlns:w16cid="http://schemas.microsoft.com/office/word/2016/wordml/cid" xmlns:w16="http://schemas.microsoft.com/office/word/2018/wordml" xmlns:w16du="http://schemas.microsoft.com/office/word/2023/wordml/word16du" xmlns:w16sdtdh="http://schemas.microsoft.com/office/word/2020/wordml/sdtdatahash" xmlns:w16se="http://schemas.microsoft.com/office/word/2015/wordml/symex" mc:Ignorable="w14 w15 w16se w16cid w16 w16cex w16sdtdh w16du">
   <w:optimizeForBrowser/>
   <w:allowPNG/>
 </w:webSettings>

--- a/Manual de Implementación de Gerardo Aguilar.docx
+++ b/Manual de Implementación de Gerardo Aguilar.docx
@@ -60,7 +60,7 @@
         <w:rPr>
           <w:noProof/>
         </w:rPr>
-        <w:t>miércoles, 29 de abril de 2026</w:t>
+        <w:t>miércoles, 6 de mayo de 2026</w:t>
       </w:r>
       <w:r>
         <w:fldChar w:fldCharType="end"/>
@@ -187,7 +187,7 @@
           <w:noProof/>
         </w:rPr>
         <w:drawing>
-          <wp:inline distT="0" distB="0" distL="0" distR="0" wp14:anchorId="0DDD3175" wp14:editId="1CE1E5B4">
+          <wp:inline distT="0" distB="0" distL="0" distR="0" wp14:anchorId="0DDD3175" wp14:editId="38C3EB16">
             <wp:extent cx="5016666" cy="3391786"/>
             <wp:effectExtent l="0" t="0" r="0" b="0"/>
             <wp:docPr id="5" name="Imagen 2" descr="Implantación de un software ERP a medida y personalizado"/>
@@ -255,6 +255,9 @@
         <w:jc w:val="center"/>
       </w:pPr>
       <w:r>
+        <w:rPr>
+          <w:noProof/>
+        </w:rPr>
         <w:drawing>
           <wp:inline distT="0" distB="0" distL="0" distR="0" wp14:anchorId="6BA062AA" wp14:editId="6CE039C1">
             <wp:extent cx="2422429" cy="3035300"/>
@@ -367,8 +370,13 @@
         </w:rPr>
         <w:t>Registro de Productos</w:t>
       </w:r>
-      <w:r>
-        <w:br/>
+    </w:p>
+    <w:p>
+      <w:pPr>
+        <w:ind w:left="720"/>
+        <w:jc w:val="both"/>
+      </w:pPr>
+      <w:r>
         <w:t xml:space="preserve">Permite acceder al módulo donde se podrán dar de alta nuevos productos, así como consultar y administrar los existentes. </w:t>
       </w:r>
     </w:p>
@@ -387,8 +395,13 @@
         </w:rPr>
         <w:t>Registro de Ventas</w:t>
       </w:r>
-      <w:r>
-        <w:br/>
+    </w:p>
+    <w:p>
+      <w:pPr>
+        <w:ind w:left="720"/>
+        <w:jc w:val="both"/>
+      </w:pPr>
+      <w:r>
         <w:t xml:space="preserve">Dirige al módulo encargado de realizar las ventas, registrar transacciones y gestionar las operaciones comerciales del día. </w:t>
       </w:r>
     </w:p>
@@ -414,31 +427,21 @@
     </w:p>
     <w:p>
       <w:pPr>
+        <w:jc w:val="both"/>
+      </w:pPr>
+    </w:p>
+    <w:p>
+      <w:pPr>
+        <w:jc w:val="both"/>
+      </w:pPr>
+    </w:p>
+    <w:p>
+      <w:pPr>
         <w:numPr>
           <w:ilvl w:val="0"/>
           <w:numId w:val="1"/>
         </w:numPr>
         <w:jc w:val="both"/>
-      </w:pPr>
-      <w:r>
-        <w:rPr>
-          <w:b/>
-          <w:bCs/>
-        </w:rPr>
-        <w:t>Acerca de</w:t>
-      </w:r>
-      <w:r>
-        <w:br/>
-        <w:t xml:space="preserve">Muestra información general del sistema, como el nombre del proyecto, versión y datos adicionales. </w:t>
-      </w:r>
-    </w:p>
-    <w:p>
-      <w:pPr>
-        <w:jc w:val="both"/>
-        <w:rPr>
-          <w:b/>
-          <w:bCs/>
-        </w:rPr>
       </w:pPr>
       <w:r>
         <w:rPr>
@@ -446,6 +449,31 @@
           <w:bCs/>
         </w:rPr>
         <w:lastRenderedPageBreak/>
+        <w:t>Acerca de</w:t>
+      </w:r>
+    </w:p>
+    <w:p>
+      <w:pPr>
+        <w:ind w:left="720"/>
+        <w:jc w:val="both"/>
+      </w:pPr>
+      <w:r>
+        <w:t xml:space="preserve">Muestra información general del sistema, como el nombre del proyecto, versión y datos adicionales. </w:t>
+      </w:r>
+    </w:p>
+    <w:p>
+      <w:pPr>
+        <w:jc w:val="both"/>
+        <w:rPr>
+          <w:b/>
+          <w:bCs/>
+        </w:rPr>
+      </w:pPr>
+      <w:r>
+        <w:rPr>
+          <w:b/>
+          <w:bCs/>
+        </w:rPr>
         <w:t>Características de la interfaz</w:t>
       </w:r>
     </w:p>
@@ -523,36 +551,353 @@
     </w:p>
     <w:p>
       <w:pPr>
-        <w:jc w:val="both"/>
-      </w:pPr>
+        <w:rPr>
+          <w:rFonts w:asciiTheme="majorHAnsi" w:eastAsiaTheme="majorEastAsia" w:hAnsiTheme="majorHAnsi" w:cstheme="majorBidi"/>
+          <w:color w:val="3A7C22" w:themeColor="accent6" w:themeShade="BF"/>
+          <w:sz w:val="28"/>
+          <w:szCs w:val="28"/>
+        </w:rPr>
+      </w:pPr>
+      <w:r>
+        <w:br w:type="page"/>
+      </w:r>
+    </w:p>
+    <w:p>
+      <w:pPr>
+        <w:pStyle w:val="Ttulo2"/>
+      </w:pPr>
+      <w:r>
+        <w:lastRenderedPageBreak/>
+        <w:t>Registro de Productos</w:t>
+      </w:r>
     </w:p>
     <w:p/>
-    <w:p/>
-    <w:p>
-      <w:pPr>
-        <w:jc w:val="both"/>
-      </w:pPr>
-    </w:p>
-    <w:p>
-      <w:pPr>
-        <w:spacing w:line="360" w:lineRule="auto"/>
-      </w:pPr>
-    </w:p>
-    <w:p>
-      <w:pPr>
-        <w:spacing w:line="360" w:lineRule="auto"/>
-      </w:pPr>
-    </w:p>
-    <w:p>
-      <w:pPr>
-        <w:spacing w:line="360" w:lineRule="auto"/>
-      </w:pPr>
+    <w:p>
+      <w:pPr>
+        <w:jc w:val="both"/>
+      </w:pPr>
+      <w:r>
+        <w:t xml:space="preserve">En este apartado se dan de alta los registros de los productos que usa el sistema. Para poder efectuar ventas, es necesario que exista un catálogo para poder elegir lo que se vaya a adquirir por parte del cliente. Y si el sistema se cierra, los productos quedan guardados para usarse la próxima vez que se active el mismo. Para esto, se necesita una </w:t>
+      </w:r>
+      <w:r>
+        <w:rPr>
+          <w:b/>
+          <w:bCs/>
+        </w:rPr>
+        <w:t>BASE DE DATOS</w:t>
+      </w:r>
+      <w:r>
+        <w:t>.</w:t>
+      </w:r>
+    </w:p>
+    <w:p>
+      <w:pPr>
+        <w:jc w:val="both"/>
+      </w:pPr>
+    </w:p>
+    <w:p>
+      <w:pPr>
+        <w:pStyle w:val="Ttulo3"/>
+      </w:pPr>
+      <w:r>
+        <w:t>¿Qué es una base de datos?</w:t>
+      </w:r>
+    </w:p>
+    <w:p>
+      <w:pPr>
+        <w:jc w:val="both"/>
+      </w:pPr>
+      <w:r>
+        <w:t>Es un conjunto de datos que están estructurados en forma correcta y secuencial. Contiene la información que usan los sistemas para su correcto uso. Estos datos pueden ser de tipo texto, numéricos, objetos, enlaces, y cualquier tipo de dato almacenable.</w:t>
+      </w:r>
+    </w:p>
+    <w:p>
+      <w:pPr>
+        <w:jc w:val="both"/>
+      </w:pPr>
+    </w:p>
+    <w:p>
+      <w:pPr>
+        <w:jc w:val="both"/>
+      </w:pPr>
+      <w:r>
+        <w:t>Una base de datos se conforma de tablas, cada tabla tiene registros y los registros se conforma de campos. A continuación, se describe cada elemento:</w:t>
+      </w:r>
+    </w:p>
+    <w:p>
+      <w:pPr>
+        <w:pStyle w:val="Prrafodelista"/>
+        <w:numPr>
+          <w:ilvl w:val="0"/>
+          <w:numId w:val="3"/>
+        </w:numPr>
+        <w:jc w:val="both"/>
+      </w:pPr>
+      <w:r>
+        <w:rPr>
+          <w:b/>
+          <w:bCs/>
+        </w:rPr>
+        <w:t>Tablas</w:t>
+      </w:r>
+      <w:r>
+        <w:t>: Son los contenedores de información. Son únicos y guardan los datos de un mismo tipo, por ejemplo: Productos, Clientes, Alumnos, Calificaciones, Ventas, Proveedores.</w:t>
+      </w:r>
+    </w:p>
+    <w:p>
+      <w:pPr>
+        <w:pStyle w:val="Prrafodelista"/>
+        <w:numPr>
+          <w:ilvl w:val="0"/>
+          <w:numId w:val="3"/>
+        </w:numPr>
+        <w:jc w:val="both"/>
+      </w:pPr>
+      <w:r>
+        <w:rPr>
+          <w:b/>
+          <w:bCs/>
+        </w:rPr>
+        <w:t>Registro</w:t>
+      </w:r>
+      <w:r>
+        <w:t>: Es un conjunto de datos o campos correspondientes a un tipo de información. Ejemplo: en una tabla de alumnos, un registro sería: Clave del Alumno, Nombre, Carrera, Grado, Grupo, Edad.</w:t>
+      </w:r>
+    </w:p>
+    <w:p>
+      <w:pPr>
+        <w:pStyle w:val="Prrafodelista"/>
+        <w:numPr>
+          <w:ilvl w:val="0"/>
+          <w:numId w:val="3"/>
+        </w:numPr>
+        <w:jc w:val="both"/>
+      </w:pPr>
+      <w:r>
+        <w:rPr>
+          <w:b/>
+          <w:bCs/>
+        </w:rPr>
+        <w:t>Campo</w:t>
+      </w:r>
+      <w:r>
+        <w:t>:</w:t>
+      </w:r>
+      <w:r>
+        <w:t xml:space="preserve"> Es un dato único que por sí mismo no da mucha información. Necesita de otros datos para saber </w:t>
+      </w:r>
+      <w:proofErr w:type="spellStart"/>
+      <w:r>
+        <w:t>que</w:t>
+      </w:r>
+      <w:proofErr w:type="spellEnd"/>
+      <w:r>
+        <w:t xml:space="preserve"> información es. Ejemplos: Nombre, Edad, Precio, Observaciones.</w:t>
+      </w:r>
+    </w:p>
+    <w:p>
+      <w:pPr>
+        <w:jc w:val="center"/>
+      </w:pPr>
+      <w:r>
+        <w:drawing>
+          <wp:inline distT="0" distB="0" distL="0" distR="0" wp14:anchorId="3F5DC48E" wp14:editId="1A97F406">
+            <wp:extent cx="2614031" cy="2787650"/>
+            <wp:effectExtent l="0" t="0" r="0" b="0"/>
+            <wp:docPr id="1057261234" name="Imagen 1"/>
+            <wp:cNvGraphicFramePr>
+              <a:graphicFrameLocks xmlns:a="http://schemas.openxmlformats.org/drawingml/2006/main" noChangeAspect="1"/>
+            </wp:cNvGraphicFramePr>
+            <a:graphic xmlns:a="http://schemas.openxmlformats.org/drawingml/2006/main">
+              <a:graphicData uri="http://schemas.openxmlformats.org/drawingml/2006/picture">
+                <pic:pic xmlns:pic="http://schemas.openxmlformats.org/drawingml/2006/picture">
+                  <pic:nvPicPr>
+                    <pic:cNvPr id="1057261234" name=""/>
+                    <pic:cNvPicPr/>
+                  </pic:nvPicPr>
+                  <pic:blipFill>
+                    <a:blip r:embed="rId9"/>
+                    <a:stretch>
+                      <a:fillRect/>
+                    </a:stretch>
+                  </pic:blipFill>
+                  <pic:spPr>
+                    <a:xfrm>
+                      <a:off x="0" y="0"/>
+                      <a:ext cx="2626824" cy="2801293"/>
+                    </a:xfrm>
+                    <a:prstGeom prst="rect">
+                      <a:avLst/>
+                    </a:prstGeom>
+                  </pic:spPr>
+                </pic:pic>
+              </a:graphicData>
+            </a:graphic>
+          </wp:inline>
+        </w:drawing>
+      </w:r>
+    </w:p>
+    <w:p>
+      <w:pPr>
+        <w:jc w:val="center"/>
+      </w:pPr>
+    </w:p>
+    <w:p>
+      <w:pPr>
+        <w:jc w:val="both"/>
+      </w:pPr>
+      <w:r>
+        <w:lastRenderedPageBreak/>
+        <w:t xml:space="preserve">La pantalla </w:t>
+      </w:r>
+      <w:r>
+        <w:rPr>
+          <w:b/>
+          <w:bCs/>
+        </w:rPr>
+        <w:t>Registro de Productos</w:t>
+      </w:r>
+      <w:r>
+        <w:t xml:space="preserve"> permite capturar y almacenar la información de los artículos que estarán disponibles dentro del sistema de punto de venta. Su diseño está orientado a facilitar el registro rápido y ordenado de productos.</w:t>
+      </w:r>
+    </w:p>
+    <w:p>
+      <w:pPr>
+        <w:jc w:val="both"/>
+      </w:pPr>
+    </w:p>
+    <w:p>
+      <w:pPr>
+        <w:jc w:val="both"/>
+      </w:pPr>
+      <w:r>
+        <w:t>Al ingresar a esta ventana, el usuario encontrará un formulario con los siguientes campos:</w:t>
+      </w:r>
+    </w:p>
+    <w:p>
+      <w:pPr>
+        <w:numPr>
+          <w:ilvl w:val="0"/>
+          <w:numId w:val="4"/>
+        </w:numPr>
+        <w:jc w:val="both"/>
+      </w:pPr>
+      <w:r>
+        <w:rPr>
+          <w:b/>
+          <w:bCs/>
+        </w:rPr>
+        <w:t>ID del Producto:</w:t>
+      </w:r>
+    </w:p>
+    <w:p>
+      <w:pPr>
+        <w:ind w:left="720"/>
+        <w:jc w:val="both"/>
+      </w:pPr>
+      <w:r>
+        <w:t xml:space="preserve">Espacio destinado para capturar la clave o identificador único del producto. Este dato permite diferenciar cada artículo dentro del sistema. </w:t>
+      </w:r>
+    </w:p>
+    <w:p>
+      <w:pPr>
+        <w:numPr>
+          <w:ilvl w:val="0"/>
+          <w:numId w:val="4"/>
+        </w:numPr>
+        <w:jc w:val="both"/>
+      </w:pPr>
+      <w:r>
+        <w:rPr>
+          <w:b/>
+          <w:bCs/>
+        </w:rPr>
+        <w:t>Descripción:</w:t>
+      </w:r>
+      <w:r>
+        <w:br/>
+        <w:t xml:space="preserve">Campo utilizado para escribir el nombre o descripción general del producto, facilitando su identificación durante las ventas y consultas. </w:t>
+      </w:r>
+    </w:p>
+    <w:p>
+      <w:pPr>
+        <w:numPr>
+          <w:ilvl w:val="0"/>
+          <w:numId w:val="4"/>
+        </w:numPr>
+        <w:jc w:val="both"/>
+      </w:pPr>
+      <w:r>
+        <w:rPr>
+          <w:b/>
+          <w:bCs/>
+        </w:rPr>
+        <w:t>Precio:</w:t>
+      </w:r>
+      <w:r>
+        <w:br/>
+        <w:t xml:space="preserve">Permite registrar el costo o precio de venta del producto. El sistema valida que el valor ingresado sea numérico para evitar errores de captura. </w:t>
+      </w:r>
+    </w:p>
+    <w:p>
+      <w:pPr>
+        <w:numPr>
+          <w:ilvl w:val="0"/>
+          <w:numId w:val="4"/>
+        </w:numPr>
+        <w:jc w:val="both"/>
+      </w:pPr>
+      <w:r>
+        <w:rPr>
+          <w:b/>
+          <w:bCs/>
+        </w:rPr>
+        <w:t>Categoría:</w:t>
+      </w:r>
+      <w:r>
+        <w:br/>
+        <w:t xml:space="preserve">Espacio destinado para indicar la clasificación del producto, por ejemplo: ropa, calzado, accesorios, entre otros. </w:t>
+      </w:r>
+    </w:p>
+    <w:p>
+      <w:pPr>
+        <w:jc w:val="both"/>
+      </w:pPr>
+      <w:r>
+        <w:t xml:space="preserve">En la parte inferior del formulario se encuentra el botón </w:t>
+      </w:r>
+      <w:r>
+        <w:rPr>
+          <w:b/>
+          <w:bCs/>
+        </w:rPr>
+        <w:t>“Guardar Producto”</w:t>
+      </w:r>
+      <w:r>
+        <w:t>, cuya función es almacenar la información capturada en el sistema. Antes de guardar, el programa verifica que todos los campos estén completos y que el precio tenga un formato válido.</w:t>
+      </w:r>
+    </w:p>
+    <w:p>
+      <w:pPr>
+        <w:jc w:val="both"/>
+      </w:pPr>
+      <w:r>
+        <w:t>Cuando el registro se realiza correctamente, el sistema muestra un mensaje de confirmación y limpia automáticamente los campos para permitir la captura de un nuevo producto.</w:t>
+      </w:r>
+    </w:p>
+    <w:p>
+      <w:pPr>
+        <w:jc w:val="both"/>
+      </w:pPr>
+      <w:r>
+        <w:t>La interfaz presenta un diseño limpio y organizado, lo que facilita la navegación y mejora la experiencia del usuario durante el proceso de registro.</w:t>
+      </w:r>
     </w:p>
     <w:sectPr>
-      <w:headerReference w:type="even" r:id="rId9"/>
-      <w:headerReference w:type="default" r:id="rId10"/>
-      <w:footerReference w:type="default" r:id="rId11"/>
-      <w:headerReference w:type="first" r:id="rId12"/>
+      <w:headerReference w:type="even" r:id="rId10"/>
+      <w:headerReference w:type="default" r:id="rId11"/>
+      <w:footerReference w:type="default" r:id="rId12"/>
+      <w:headerReference w:type="first" r:id="rId13"/>
       <w:pgSz w:w="12240" w:h="15840"/>
       <w:pgMar w:top="1417" w:right="1701" w:bottom="1417" w:left="1701" w:header="708" w:footer="708" w:gutter="0"/>
       <w:cols w:space="708"/>
@@ -965,6 +1310,155 @@
 <file path=word/numbering.xml><?xml version="1.0" encoding="utf-8"?>
 <w:numbering xmlns:wpc="http://schemas.microsoft.com/office/word/2010/wordprocessingCanvas" xmlns:cx="http://schemas.microsoft.com/office/drawing/2014/chartex" xmlns:cx1="http://schemas.microsoft.com/office/drawing/2015/9/8/chartex" xmlns:cx2="http://schemas.microsoft.com/office/drawing/2015/10/21/chartex" xmlns:cx3="http://schemas.microsoft.com/office/drawing/2016/5/9/chartex" xmlns:cx4="http://schemas.microsoft.com/office/drawing/2016/5/10/chartex" xmlns:cx5="http://schemas.microsoft.com/office/drawing/2016/5/11/chartex" xmlns:cx6="http://schemas.microsoft.com/office/drawing/2016/5/12/chartex" xmlns:cx7="http://schemas.microsoft.com/office/drawing/2016/5/13/chartex" xmlns:cx8="http://schemas.microsoft.com/office/drawing/2016/5/14/chartex" xmlns:mc="http://schemas.openxmlformats.org/markup-compatibility/2006" xmlns:aink="http://schemas.microsoft.com/office/drawing/2016/ink" xmlns:am3d="http://schemas.microsoft.com/office/drawing/2017/model3d" xmlns:o="urn:schemas-microsoft-com:office:office" xmlns:oel="http://schemas.microsoft.com/office/2019/extlst" xmlns:r="http://schemas.openxmlformats.org/officeDocument/2006/relationships" xmlns:m="http://schemas.openxmlformats.org/officeDocument/2006/math" xmlns:v="urn:schemas-microsoft-com:vml" xmlns:wp14="http://schemas.microsoft.com/office/word/2010/wordprocessingDrawing" xmlns:wp="http://schemas.openxmlformats.org/drawingml/2006/wordprocessingDrawing" xmlns:w10="urn:schemas-microsoft-com:office:word" xmlns:w="http://schemas.openxmlformats.org/wordprocessingml/2006/main" xmlns:w14="http://schemas.microsoft.com/office/word/2010/wordml" xmlns:w15="http://schemas.microsoft.com/office/word/2012/wordml" xmlns:w16cex="http://schemas.microsoft.com/office/word/2018/wordml/cex" xmlns:w16cid="http://schemas.microsoft.com/office/word/2016/wordml/cid" xmlns:w16="http://schemas.microsoft.com/office/word/2018/wordml" xmlns:w16du="http://schemas.microsoft.com/office/word/2023/wordml/word16du" xmlns:w16sdtdh="http://schemas.microsoft.com/office/word/2020/wordml/sdtdatahash" xmlns:w16se="http://schemas.microsoft.com/office/word/2015/wordml/symex" xmlns:wpg="http://schemas.microsoft.com/office/word/2010/wordprocessingGroup" xmlns:wpi="http://schemas.microsoft.com/office/word/2010/wordprocessingInk" xmlns:wne="http://schemas.microsoft.com/office/word/2006/wordml" xmlns:wps="http://schemas.microsoft.com/office/word/2010/wordprocessingShape" mc:Ignorable="w14 w15 w16se w16cid w16 w16cex w16sdtdh w16du wp14">
   <w:abstractNum w:abstractNumId="0" w15:restartNumberingAfterBreak="0">
+    <w:nsid w:val="193B3514"/>
+    <w:multiLevelType w:val="multilevel"/>
+    <w:tmpl w:val="FE50F0AE"/>
+    <w:lvl w:ilvl="0">
+      <w:start w:val="1"/>
+      <w:numFmt w:val="bullet"/>
+      <w:lvlText w:val=""/>
+      <w:lvlJc w:val="left"/>
+      <w:pPr>
+        <w:tabs>
+          <w:tab w:val="num" w:pos="720"/>
+        </w:tabs>
+        <w:ind w:left="720" w:hanging="360"/>
+      </w:pPr>
+      <w:rPr>
+        <w:rFonts w:ascii="Symbol" w:hAnsi="Symbol" w:hint="default"/>
+        <w:sz w:val="20"/>
+      </w:rPr>
+    </w:lvl>
+    <w:lvl w:ilvl="1" w:tentative="1">
+      <w:start w:val="1"/>
+      <w:numFmt w:val="bullet"/>
+      <w:lvlText w:val="o"/>
+      <w:lvlJc w:val="left"/>
+      <w:pPr>
+        <w:tabs>
+          <w:tab w:val="num" w:pos="1440"/>
+        </w:tabs>
+        <w:ind w:left="1440" w:hanging="360"/>
+      </w:pPr>
+      <w:rPr>
+        <w:rFonts w:ascii="Courier New" w:hAnsi="Courier New" w:hint="default"/>
+        <w:sz w:val="20"/>
+      </w:rPr>
+    </w:lvl>
+    <w:lvl w:ilvl="2" w:tentative="1">
+      <w:start w:val="1"/>
+      <w:numFmt w:val="bullet"/>
+      <w:lvlText w:val=""/>
+      <w:lvlJc w:val="left"/>
+      <w:pPr>
+        <w:tabs>
+          <w:tab w:val="num" w:pos="2160"/>
+        </w:tabs>
+        <w:ind w:left="2160" w:hanging="360"/>
+      </w:pPr>
+      <w:rPr>
+        <w:rFonts w:ascii="Wingdings" w:hAnsi="Wingdings" w:hint="default"/>
+        <w:sz w:val="20"/>
+      </w:rPr>
+    </w:lvl>
+    <w:lvl w:ilvl="3" w:tentative="1">
+      <w:start w:val="1"/>
+      <w:numFmt w:val="bullet"/>
+      <w:lvlText w:val=""/>
+      <w:lvlJc w:val="left"/>
+      <w:pPr>
+        <w:tabs>
+          <w:tab w:val="num" w:pos="2880"/>
+        </w:tabs>
+        <w:ind w:left="2880" w:hanging="360"/>
+      </w:pPr>
+      <w:rPr>
+        <w:rFonts w:ascii="Wingdings" w:hAnsi="Wingdings" w:hint="default"/>
+        <w:sz w:val="20"/>
+      </w:rPr>
+    </w:lvl>
+    <w:lvl w:ilvl="4" w:tentative="1">
+      <w:start w:val="1"/>
+      <w:numFmt w:val="bullet"/>
+      <w:lvlText w:val=""/>
+      <w:lvlJc w:val="left"/>
+      <w:pPr>
+        <w:tabs>
+          <w:tab w:val="num" w:pos="3600"/>
+        </w:tabs>
+        <w:ind w:left="3600" w:hanging="360"/>
+      </w:pPr>
+      <w:rPr>
+        <w:rFonts w:ascii="Wingdings" w:hAnsi="Wingdings" w:hint="default"/>
+        <w:sz w:val="20"/>
+      </w:rPr>
+    </w:lvl>
+    <w:lvl w:ilvl="5" w:tentative="1">
+      <w:start w:val="1"/>
+      <w:numFmt w:val="bullet"/>
+      <w:lvlText w:val=""/>
+      <w:lvlJc w:val="left"/>
+      <w:pPr>
+        <w:tabs>
+          <w:tab w:val="num" w:pos="4320"/>
+        </w:tabs>
+        <w:ind w:left="4320" w:hanging="360"/>
+      </w:pPr>
+      <w:rPr>
+        <w:rFonts w:ascii="Wingdings" w:hAnsi="Wingdings" w:hint="default"/>
+        <w:sz w:val="20"/>
+      </w:rPr>
+    </w:lvl>
+    <w:lvl w:ilvl="6" w:tentative="1">
+      <w:start w:val="1"/>
+      <w:numFmt w:val="bullet"/>
+      <w:lvlText w:val=""/>
+      <w:lvlJc w:val="left"/>
+      <w:pPr>
+        <w:tabs>
+          <w:tab w:val="num" w:pos="5040"/>
+        </w:tabs>
+        <w:ind w:left="5040" w:hanging="360"/>
+      </w:pPr>
+      <w:rPr>
+        <w:rFonts w:ascii="Wingdings" w:hAnsi="Wingdings" w:hint="default"/>
+        <w:sz w:val="20"/>
+      </w:rPr>
+    </w:lvl>
+    <w:lvl w:ilvl="7" w:tentative="1">
+      <w:start w:val="1"/>
+      <w:numFmt w:val="bullet"/>
+      <w:lvlText w:val=""/>
+      <w:lvlJc w:val="left"/>
+      <w:pPr>
+        <w:tabs>
+          <w:tab w:val="num" w:pos="5760"/>
+        </w:tabs>
+        <w:ind w:left="5760" w:hanging="360"/>
+      </w:pPr>
+      <w:rPr>
+        <w:rFonts w:ascii="Wingdings" w:hAnsi="Wingdings" w:hint="default"/>
+        <w:sz w:val="20"/>
+      </w:rPr>
+    </w:lvl>
+    <w:lvl w:ilvl="8" w:tentative="1">
+      <w:start w:val="1"/>
+      <w:numFmt w:val="bullet"/>
+      <w:lvlText w:val=""/>
+      <w:lvlJc w:val="left"/>
+      <w:pPr>
+        <w:tabs>
+          <w:tab w:val="num" w:pos="6480"/>
+        </w:tabs>
+        <w:ind w:left="6480" w:hanging="360"/>
+      </w:pPr>
+      <w:rPr>
+        <w:rFonts w:ascii="Wingdings" w:hAnsi="Wingdings" w:hint="default"/>
+        <w:sz w:val="20"/>
+      </w:rPr>
+    </w:lvl>
+  </w:abstractNum>
+  <w:abstractNum w:abstractNumId="1" w15:restartNumberingAfterBreak="0">
     <w:nsid w:val="24F90BAD"/>
     <w:multiLevelType w:val="multilevel"/>
     <w:tmpl w:val="161EC25C"/>
@@ -1113,7 +1607,7 @@
       </w:rPr>
     </w:lvl>
   </w:abstractNum>
-  <w:abstractNum w:abstractNumId="1" w15:restartNumberingAfterBreak="0">
+  <w:abstractNum w:abstractNumId="2" w15:restartNumberingAfterBreak="0">
     <w:nsid w:val="36504F93"/>
     <w:multiLevelType w:val="multilevel"/>
     <w:tmpl w:val="EE98E0D6"/>
@@ -1262,10 +1756,128 @@
       </w:rPr>
     </w:lvl>
   </w:abstractNum>
+  <w:abstractNum w:abstractNumId="3" w15:restartNumberingAfterBreak="0">
+    <w:nsid w:val="6D051DC7"/>
+    <w:multiLevelType w:val="hybridMultilevel"/>
+    <w:tmpl w:val="FA32D4BE"/>
+    <w:lvl w:ilvl="0" w:tplc="362CB46A">
+      <w:numFmt w:val="bullet"/>
+      <w:lvlText w:val=""/>
+      <w:lvlJc w:val="left"/>
+      <w:pPr>
+        <w:ind w:left="720" w:hanging="360"/>
+      </w:pPr>
+      <w:rPr>
+        <w:rFonts w:ascii="Symbol" w:eastAsiaTheme="minorEastAsia" w:hAnsi="Symbol" w:cstheme="minorBidi" w:hint="default"/>
+      </w:rPr>
+    </w:lvl>
+    <w:lvl w:ilvl="1" w:tplc="080A0003" w:tentative="1">
+      <w:start w:val="1"/>
+      <w:numFmt w:val="bullet"/>
+      <w:lvlText w:val="o"/>
+      <w:lvlJc w:val="left"/>
+      <w:pPr>
+        <w:ind w:left="1440" w:hanging="360"/>
+      </w:pPr>
+      <w:rPr>
+        <w:rFonts w:ascii="Courier New" w:hAnsi="Courier New" w:cs="Courier New" w:hint="default"/>
+      </w:rPr>
+    </w:lvl>
+    <w:lvl w:ilvl="2" w:tplc="080A0005" w:tentative="1">
+      <w:start w:val="1"/>
+      <w:numFmt w:val="bullet"/>
+      <w:lvlText w:val=""/>
+      <w:lvlJc w:val="left"/>
+      <w:pPr>
+        <w:ind w:left="2160" w:hanging="360"/>
+      </w:pPr>
+      <w:rPr>
+        <w:rFonts w:ascii="Wingdings" w:hAnsi="Wingdings" w:hint="default"/>
+      </w:rPr>
+    </w:lvl>
+    <w:lvl w:ilvl="3" w:tplc="080A0001" w:tentative="1">
+      <w:start w:val="1"/>
+      <w:numFmt w:val="bullet"/>
+      <w:lvlText w:val=""/>
+      <w:lvlJc w:val="left"/>
+      <w:pPr>
+        <w:ind w:left="2880" w:hanging="360"/>
+      </w:pPr>
+      <w:rPr>
+        <w:rFonts w:ascii="Symbol" w:hAnsi="Symbol" w:hint="default"/>
+      </w:rPr>
+    </w:lvl>
+    <w:lvl w:ilvl="4" w:tplc="080A0003" w:tentative="1">
+      <w:start w:val="1"/>
+      <w:numFmt w:val="bullet"/>
+      <w:lvlText w:val="o"/>
+      <w:lvlJc w:val="left"/>
+      <w:pPr>
+        <w:ind w:left="3600" w:hanging="360"/>
+      </w:pPr>
+      <w:rPr>
+        <w:rFonts w:ascii="Courier New" w:hAnsi="Courier New" w:cs="Courier New" w:hint="default"/>
+      </w:rPr>
+    </w:lvl>
+    <w:lvl w:ilvl="5" w:tplc="080A0005" w:tentative="1">
+      <w:start w:val="1"/>
+      <w:numFmt w:val="bullet"/>
+      <w:lvlText w:val=""/>
+      <w:lvlJc w:val="left"/>
+      <w:pPr>
+        <w:ind w:left="4320" w:hanging="360"/>
+      </w:pPr>
+      <w:rPr>
+        <w:rFonts w:ascii="Wingdings" w:hAnsi="Wingdings" w:hint="default"/>
+      </w:rPr>
+    </w:lvl>
+    <w:lvl w:ilvl="6" w:tplc="080A0001" w:tentative="1">
+      <w:start w:val="1"/>
+      <w:numFmt w:val="bullet"/>
+      <w:lvlText w:val=""/>
+      <w:lvlJc w:val="left"/>
+      <w:pPr>
+        <w:ind w:left="5040" w:hanging="360"/>
+      </w:pPr>
+      <w:rPr>
+        <w:rFonts w:ascii="Symbol" w:hAnsi="Symbol" w:hint="default"/>
+      </w:rPr>
+    </w:lvl>
+    <w:lvl w:ilvl="7" w:tplc="080A0003" w:tentative="1">
+      <w:start w:val="1"/>
+      <w:numFmt w:val="bullet"/>
+      <w:lvlText w:val="o"/>
+      <w:lvlJc w:val="left"/>
+      <w:pPr>
+        <w:ind w:left="5760" w:hanging="360"/>
+      </w:pPr>
+      <w:rPr>
+        <w:rFonts w:ascii="Courier New" w:hAnsi="Courier New" w:cs="Courier New" w:hint="default"/>
+      </w:rPr>
+    </w:lvl>
+    <w:lvl w:ilvl="8" w:tplc="080A0005" w:tentative="1">
+      <w:start w:val="1"/>
+      <w:numFmt w:val="bullet"/>
+      <w:lvlText w:val=""/>
+      <w:lvlJc w:val="left"/>
+      <w:pPr>
+        <w:ind w:left="6480" w:hanging="360"/>
+      </w:pPr>
+      <w:rPr>
+        <w:rFonts w:ascii="Wingdings" w:hAnsi="Wingdings" w:hint="default"/>
+      </w:rPr>
+    </w:lvl>
+  </w:abstractNum>
   <w:num w:numId="1" w16cid:durableId="306713318">
+    <w:abstractNumId w:val="2"/>
+  </w:num>
+  <w:num w:numId="2" w16cid:durableId="1635409874">
     <w:abstractNumId w:val="1"/>
   </w:num>
-  <w:num w:numId="2" w16cid:durableId="1635409874">
+  <w:num w:numId="3" w16cid:durableId="1033073331">
+    <w:abstractNumId w:val="3"/>
+  </w:num>
+  <w:num w:numId="4" w16cid:durableId="1929650813">
     <w:abstractNumId w:val="0"/>
   </w:num>
 </w:numbering>
@@ -2454,12 +3066,6 @@
     <w:pitch w:val="variable"/>
     <w:sig w:usb0="00000000" w:usb1="10000000" w:usb2="00000000" w:usb3="00000000" w:csb0="80000000" w:csb1="00000000"/>
   </w:font>
-  <w:font w:name="Aptos">
-    <w:charset w:val="00"/>
-    <w:family w:val="swiss"/>
-    <w:pitch w:val="variable"/>
-    <w:sig w:usb0="20000287" w:usb1="00000003" w:usb2="00000000" w:usb3="00000000" w:csb0="0000019F" w:csb1="00000000"/>
-  </w:font>
   <w:font w:name="Yu Mincho">
     <w:altName w:val="游明朝"/>
     <w:panose1 w:val="02020400000000000000"/>
@@ -2467,6 +3073,12 @@
     <w:family w:val="roman"/>
     <w:pitch w:val="variable"/>
     <w:sig w:usb0="800002E7" w:usb1="2AC7FCFF" w:usb2="00000012" w:usb3="00000000" w:csb0="0002009F" w:csb1="00000000"/>
+  </w:font>
+  <w:font w:name="Aptos">
+    <w:charset w:val="00"/>
+    <w:family w:val="swiss"/>
+    <w:pitch w:val="variable"/>
+    <w:sig w:usb0="20000287" w:usb1="00000003" w:usb2="00000000" w:usb3="00000000" w:csb0="0000019F" w:csb1="00000000"/>
   </w:font>
   <w:font w:name="Aptos Display">
     <w:charset w:val="00"/>
@@ -2503,8 +3115,12 @@
   <w:rsids>
     <w:rsidRoot w:val="00304F6A"/>
     <w:rsid w:val="00073448"/>
+    <w:rsid w:val="001D1112"/>
     <w:rsid w:val="00304F6A"/>
+    <w:rsid w:val="00606670"/>
+    <w:rsid w:val="006D3971"/>
     <w:rsid w:val="00714909"/>
+    <w:rsid w:val="0083456E"/>
     <w:rsid w:val="00B56D3E"/>
     <w:rsid w:val="00F432F3"/>
     <w:rsid w:val="00FD322B"/>

--- a/Manual de Implementación de Gerardo Aguilar.docx
+++ b/Manual de Implementación de Gerardo Aguilar.docx
@@ -60,7 +60,7 @@
         <w:rPr>
           <w:noProof/>
         </w:rPr>
-        <w:t>miércoles, 6 de mayo de 2026</w:t>
+        <w:t>martes, 12 de mayo de 2026</w:t>
       </w:r>
       <w:r>
         <w:fldChar w:fldCharType="end"/>
@@ -187,7 +187,7 @@
           <w:noProof/>
         </w:rPr>
         <w:drawing>
-          <wp:inline distT="0" distB="0" distL="0" distR="0" wp14:anchorId="0DDD3175" wp14:editId="38C3EB16">
+          <wp:inline distT="0" distB="0" distL="0" distR="0" wp14:anchorId="0DDD3175" wp14:editId="2C479196">
             <wp:extent cx="5016666" cy="3391786"/>
             <wp:effectExtent l="0" t="0" r="0" b="0"/>
             <wp:docPr id="5" name="Imagen 2" descr="Implantación de un software ERP a medida y personalizado"/>
@@ -684,15 +684,7 @@
         <w:t>:</w:t>
       </w:r>
       <w:r>
-        <w:t xml:space="preserve"> Es un dato único que por sí mismo no da mucha información. Necesita de otros datos para saber </w:t>
-      </w:r>
-      <w:proofErr w:type="spellStart"/>
-      <w:r>
-        <w:t>que</w:t>
-      </w:r>
-      <w:proofErr w:type="spellEnd"/>
-      <w:r>
-        <w:t xml:space="preserve"> información es. Ejemplos: Nombre, Edad, Precio, Observaciones.</w:t>
+        <w:t xml:space="preserve"> Es un dato único que por sí mismo no da mucha información. Necesita de otros datos para saber que información es. Ejemplos: Nombre, Edad, Precio, Observaciones.</w:t>
       </w:r>
     </w:p>
     <w:p>
@@ -700,6 +692,9 @@
         <w:jc w:val="center"/>
       </w:pPr>
       <w:r>
+        <w:rPr>
+          <w:noProof/>
+        </w:rPr>
         <w:drawing>
           <wp:inline distT="0" distB="0" distL="0" distR="0" wp14:anchorId="3F5DC48E" wp14:editId="1A97F406">
             <wp:extent cx="2614031" cy="2787650"/>
@@ -891,6 +886,147 @@
       </w:pPr>
       <w:r>
         <w:t>La interfaz presenta un diseño limpio y organizado, lo que facilita la navegación y mejora la experiencia del usuario durante el proceso de registro.</w:t>
+      </w:r>
+    </w:p>
+    <w:p>
+      <w:pPr>
+        <w:jc w:val="both"/>
+      </w:pPr>
+    </w:p>
+    <w:p>
+      <w:r>
+        <w:br w:type="page"/>
+      </w:r>
+    </w:p>
+    <w:p>
+      <w:pPr>
+        <w:pStyle w:val="Ttulo2"/>
+      </w:pPr>
+      <w:r>
+        <w:lastRenderedPageBreak/>
+        <w:t>Registro de Ventas</w:t>
+      </w:r>
+    </w:p>
+    <w:p>
+      <w:pPr>
+        <w:jc w:val="both"/>
+      </w:pPr>
+      <w:r>
+        <w:t xml:space="preserve">Para llevar el registro de los productos que se venden, se tiene que crear otro contenedor de información (Tablas), llamado ventas.txt. Con la información almacenada de los productos se va a registrar las ventas que se hagan de los mismos, y se guarda el producto, la cantidad, la fecha y el monto de la venta. </w:t>
+      </w:r>
+    </w:p>
+    <w:p>
+      <w:pPr>
+        <w:jc w:val="both"/>
+      </w:pPr>
+      <w:r>
+        <w:t xml:space="preserve">Cuando un sistema maneja diferentes tipos de datos, se usan tablas para almacenar cada fuente de datos. Estas tablas deben mantener una </w:t>
+      </w:r>
+      <w:r>
+        <w:rPr>
+          <w:b/>
+          <w:bCs/>
+        </w:rPr>
+        <w:t>relación</w:t>
+      </w:r>
+      <w:r>
+        <w:t xml:space="preserve"> entre ellas para que el software funcione adecuadamente. En este tema se ven los tipos de relaciones entre tablas de una base de datos.</w:t>
+      </w:r>
+    </w:p>
+    <w:p>
+      <w:pPr>
+        <w:jc w:val="both"/>
+      </w:pPr>
+    </w:p>
+    <w:p>
+      <w:pPr>
+        <w:pStyle w:val="Ttulo3"/>
+      </w:pPr>
+      <w:r>
+        <w:t>Definiciones</w:t>
+      </w:r>
+    </w:p>
+    <w:p>
+      <w:pPr>
+        <w:jc w:val="both"/>
+      </w:pPr>
+      <w:r>
+        <w:rPr>
+          <w:b/>
+          <w:bCs/>
+        </w:rPr>
+        <w:t>Relación en Base de Datos</w:t>
+      </w:r>
+      <w:r>
+        <w:t>: Una relación entre tablas es la forma en como están enlazados los datos entre dos o más tablas</w:t>
+      </w:r>
+    </w:p>
+    <w:p>
+      <w:pPr>
+        <w:pStyle w:val="Prrafodelista"/>
+        <w:numPr>
+          <w:ilvl w:val="0"/>
+          <w:numId w:val="5"/>
+        </w:numPr>
+        <w:jc w:val="both"/>
+      </w:pPr>
+      <w:r>
+        <w:rPr>
+          <w:b/>
+          <w:bCs/>
+        </w:rPr>
+        <w:t>Relación 1 a Varios</w:t>
+      </w:r>
+      <w:r>
+        <w:t>: Es cuando en una tabla solo puede existir un registro, y en las otras muchas instancias del mismo.</w:t>
+      </w:r>
+    </w:p>
+    <w:p>
+      <w:pPr>
+        <w:pStyle w:val="Prrafodelista"/>
+        <w:numPr>
+          <w:ilvl w:val="0"/>
+          <w:numId w:val="5"/>
+        </w:numPr>
+        <w:jc w:val="both"/>
+      </w:pPr>
+      <w:r>
+        <w:rPr>
+          <w:b/>
+          <w:bCs/>
+        </w:rPr>
+        <w:t>Relación 1 a 1</w:t>
+      </w:r>
+      <w:r>
+        <w:t>: Es cuando en ambas tablas solo hay un registro.</w:t>
+      </w:r>
+    </w:p>
+    <w:p>
+      <w:pPr>
+        <w:pStyle w:val="Prrafodelista"/>
+        <w:numPr>
+          <w:ilvl w:val="0"/>
+          <w:numId w:val="5"/>
+        </w:numPr>
+        <w:jc w:val="both"/>
+      </w:pPr>
+      <w:r>
+        <w:rPr>
+          <w:b/>
+          <w:bCs/>
+        </w:rPr>
+        <w:t>Relación Varios a Varios</w:t>
+      </w:r>
+      <w:r>
+        <w:t>: Es cuando en ambas tablas hay muchas instancias de registros.</w:t>
+      </w:r>
+    </w:p>
+    <w:p>
+      <w:pPr>
+        <w:jc w:val="both"/>
+      </w:pPr>
+      <w:r>
+        <w:t>Este software maneja la relación 1 a varios.</w:t>
       </w:r>
     </w:p>
     <w:sectPr>
@@ -1868,6 +2004,119 @@
       </w:rPr>
     </w:lvl>
   </w:abstractNum>
+  <w:abstractNum w:abstractNumId="4" w15:restartNumberingAfterBreak="0">
+    <w:nsid w:val="6E8B16C1"/>
+    <w:multiLevelType w:val="hybridMultilevel"/>
+    <w:tmpl w:val="632AB206"/>
+    <w:lvl w:ilvl="0" w:tplc="080A0001">
+      <w:start w:val="1"/>
+      <w:numFmt w:val="bullet"/>
+      <w:lvlText w:val=""/>
+      <w:lvlJc w:val="left"/>
+      <w:pPr>
+        <w:ind w:left="720" w:hanging="360"/>
+      </w:pPr>
+      <w:rPr>
+        <w:rFonts w:ascii="Symbol" w:hAnsi="Symbol" w:hint="default"/>
+      </w:rPr>
+    </w:lvl>
+    <w:lvl w:ilvl="1" w:tplc="080A0003" w:tentative="1">
+      <w:start w:val="1"/>
+      <w:numFmt w:val="bullet"/>
+      <w:lvlText w:val="o"/>
+      <w:lvlJc w:val="left"/>
+      <w:pPr>
+        <w:ind w:left="1440" w:hanging="360"/>
+      </w:pPr>
+      <w:rPr>
+        <w:rFonts w:ascii="Courier New" w:hAnsi="Courier New" w:cs="Courier New" w:hint="default"/>
+      </w:rPr>
+    </w:lvl>
+    <w:lvl w:ilvl="2" w:tplc="080A0005" w:tentative="1">
+      <w:start w:val="1"/>
+      <w:numFmt w:val="bullet"/>
+      <w:lvlText w:val=""/>
+      <w:lvlJc w:val="left"/>
+      <w:pPr>
+        <w:ind w:left="2160" w:hanging="360"/>
+      </w:pPr>
+      <w:rPr>
+        <w:rFonts w:ascii="Wingdings" w:hAnsi="Wingdings" w:hint="default"/>
+      </w:rPr>
+    </w:lvl>
+    <w:lvl w:ilvl="3" w:tplc="080A0001" w:tentative="1">
+      <w:start w:val="1"/>
+      <w:numFmt w:val="bullet"/>
+      <w:lvlText w:val=""/>
+      <w:lvlJc w:val="left"/>
+      <w:pPr>
+        <w:ind w:left="2880" w:hanging="360"/>
+      </w:pPr>
+      <w:rPr>
+        <w:rFonts w:ascii="Symbol" w:hAnsi="Symbol" w:hint="default"/>
+      </w:rPr>
+    </w:lvl>
+    <w:lvl w:ilvl="4" w:tplc="080A0003" w:tentative="1">
+      <w:start w:val="1"/>
+      <w:numFmt w:val="bullet"/>
+      <w:lvlText w:val="o"/>
+      <w:lvlJc w:val="left"/>
+      <w:pPr>
+        <w:ind w:left="3600" w:hanging="360"/>
+      </w:pPr>
+      <w:rPr>
+        <w:rFonts w:ascii="Courier New" w:hAnsi="Courier New" w:cs="Courier New" w:hint="default"/>
+      </w:rPr>
+    </w:lvl>
+    <w:lvl w:ilvl="5" w:tplc="080A0005" w:tentative="1">
+      <w:start w:val="1"/>
+      <w:numFmt w:val="bullet"/>
+      <w:lvlText w:val=""/>
+      <w:lvlJc w:val="left"/>
+      <w:pPr>
+        <w:ind w:left="4320" w:hanging="360"/>
+      </w:pPr>
+      <w:rPr>
+        <w:rFonts w:ascii="Wingdings" w:hAnsi="Wingdings" w:hint="default"/>
+      </w:rPr>
+    </w:lvl>
+    <w:lvl w:ilvl="6" w:tplc="080A0001" w:tentative="1">
+      <w:start w:val="1"/>
+      <w:numFmt w:val="bullet"/>
+      <w:lvlText w:val=""/>
+      <w:lvlJc w:val="left"/>
+      <w:pPr>
+        <w:ind w:left="5040" w:hanging="360"/>
+      </w:pPr>
+      <w:rPr>
+        <w:rFonts w:ascii="Symbol" w:hAnsi="Symbol" w:hint="default"/>
+      </w:rPr>
+    </w:lvl>
+    <w:lvl w:ilvl="7" w:tplc="080A0003" w:tentative="1">
+      <w:start w:val="1"/>
+      <w:numFmt w:val="bullet"/>
+      <w:lvlText w:val="o"/>
+      <w:lvlJc w:val="left"/>
+      <w:pPr>
+        <w:ind w:left="5760" w:hanging="360"/>
+      </w:pPr>
+      <w:rPr>
+        <w:rFonts w:ascii="Courier New" w:hAnsi="Courier New" w:cs="Courier New" w:hint="default"/>
+      </w:rPr>
+    </w:lvl>
+    <w:lvl w:ilvl="8" w:tplc="080A0005" w:tentative="1">
+      <w:start w:val="1"/>
+      <w:numFmt w:val="bullet"/>
+      <w:lvlText w:val=""/>
+      <w:lvlJc w:val="left"/>
+      <w:pPr>
+        <w:ind w:left="6480" w:hanging="360"/>
+      </w:pPr>
+      <w:rPr>
+        <w:rFonts w:ascii="Wingdings" w:hAnsi="Wingdings" w:hint="default"/>
+      </w:rPr>
+    </w:lvl>
+  </w:abstractNum>
   <w:num w:numId="1" w16cid:durableId="306713318">
     <w:abstractNumId w:val="2"/>
   </w:num>
@@ -1879,6 +2128,9 @@
   </w:num>
   <w:num w:numId="4" w16cid:durableId="1929650813">
     <w:abstractNumId w:val="0"/>
+  </w:num>
+  <w:num w:numId="5" w16cid:durableId="99645247">
+    <w:abstractNumId w:val="4"/>
   </w:num>
 </w:numbering>
 </file>
@@ -2495,6 +2747,7 @@
   <w:style w:type="character" w:default="1" w:styleId="Fuentedeprrafopredeter">
     <w:name w:val="Default Paragraph Font"/>
     <w:uiPriority w:val="1"/>
+    <w:semiHidden/>
     <w:unhideWhenUsed/>
   </w:style>
   <w:style w:type="table" w:default="1" w:styleId="Tablanormal">
@@ -3117,11 +3370,13 @@
     <w:rsid w:val="00073448"/>
     <w:rsid w:val="001D1112"/>
     <w:rsid w:val="00304F6A"/>
+    <w:rsid w:val="005710B0"/>
     <w:rsid w:val="00606670"/>
     <w:rsid w:val="006D3971"/>
     <w:rsid w:val="00714909"/>
     <w:rsid w:val="0083456E"/>
     <w:rsid w:val="00B56D3E"/>
+    <w:rsid w:val="00E638D4"/>
     <w:rsid w:val="00F432F3"/>
     <w:rsid w:val="00FD322B"/>
   </w:rsids>

--- a/Manual de Implementación de Gerardo Aguilar.docx
+++ b/Manual de Implementación de Gerardo Aguilar.docx
@@ -60,7 +60,7 @@
         <w:rPr>
           <w:noProof/>
         </w:rPr>
-        <w:t>martes, 12 de mayo de 2026</w:t>
+        <w:t>miércoles, 13 de mayo de 2026</w:t>
       </w:r>
       <w:r>
         <w:fldChar w:fldCharType="end"/>
@@ -187,7 +187,7 @@
           <w:noProof/>
         </w:rPr>
         <w:drawing>
-          <wp:inline distT="0" distB="0" distL="0" distR="0" wp14:anchorId="0DDD3175" wp14:editId="2C479196">
+          <wp:inline distT="0" distB="0" distL="0" distR="0" wp14:anchorId="0DDD3175" wp14:editId="04E14988">
             <wp:extent cx="5016666" cy="3391786"/>
             <wp:effectExtent l="0" t="0" r="0" b="0"/>
             <wp:docPr id="5" name="Imagen 2" descr="Implantación de un software ERP a medida y personalizado"/>
@@ -684,7 +684,15 @@
         <w:t>:</w:t>
       </w:r>
       <w:r>
-        <w:t xml:space="preserve"> Es un dato único que por sí mismo no da mucha información. Necesita de otros datos para saber que información es. Ejemplos: Nombre, Edad, Precio, Observaciones.</w:t>
+        <w:t xml:space="preserve"> Es un dato único que por sí mismo no da mucha información. Necesita de otros datos para saber </w:t>
+      </w:r>
+      <w:proofErr w:type="spellStart"/>
+      <w:r>
+        <w:t>que</w:t>
+      </w:r>
+      <w:proofErr w:type="spellEnd"/>
+      <w:r>
+        <w:t xml:space="preserve"> información es. Ejemplos: Nombre, Edad, Precio, Observaciones.</w:t>
       </w:r>
     </w:p>
     <w:p>
@@ -1029,11 +1037,62 @@
         <w:t>Este software maneja la relación 1 a varios.</w:t>
       </w:r>
     </w:p>
+    <w:p>
+      <w:pPr>
+        <w:jc w:val="both"/>
+      </w:pPr>
+      <w:r>
+        <w:rPr>
+          <w:noProof/>
+        </w:rPr>
+        <w:drawing>
+          <wp:inline distT="0" distB="0" distL="0" distR="0" wp14:anchorId="1A81E9F2" wp14:editId="53E14A03">
+            <wp:extent cx="5612130" cy="3156585"/>
+            <wp:effectExtent l="0" t="0" r="7620" b="5715"/>
+            <wp:docPr id="1419571813" name="Imagen 1"/>
+            <wp:cNvGraphicFramePr>
+              <a:graphicFrameLocks xmlns:a="http://schemas.openxmlformats.org/drawingml/2006/main" noChangeAspect="1"/>
+            </wp:cNvGraphicFramePr>
+            <a:graphic xmlns:a="http://schemas.openxmlformats.org/drawingml/2006/main">
+              <a:graphicData uri="http://schemas.openxmlformats.org/drawingml/2006/picture">
+                <pic:pic xmlns:pic="http://schemas.openxmlformats.org/drawingml/2006/picture">
+                  <pic:nvPicPr>
+                    <pic:cNvPr id="1419571813" name="Imagen 1419571813"/>
+                    <pic:cNvPicPr/>
+                  </pic:nvPicPr>
+                  <pic:blipFill>
+                    <a:blip r:embed="rId10">
+                      <a:extLst>
+                        <a:ext uri="{28A0092B-C50C-407E-A947-70E740481C1C}">
+                          <a14:useLocalDpi xmlns:a14="http://schemas.microsoft.com/office/drawing/2010/main" val="0"/>
+                        </a:ext>
+                      </a:extLst>
+                    </a:blip>
+                    <a:stretch>
+                      <a:fillRect/>
+                    </a:stretch>
+                  </pic:blipFill>
+                  <pic:spPr>
+                    <a:xfrm>
+                      <a:off x="0" y="0"/>
+                      <a:ext cx="5612130" cy="3156585"/>
+                    </a:xfrm>
+                    <a:prstGeom prst="rect">
+                      <a:avLst/>
+                    </a:prstGeom>
+                  </pic:spPr>
+                </pic:pic>
+              </a:graphicData>
+            </a:graphic>
+          </wp:inline>
+        </w:drawing>
+      </w:r>
+    </w:p>
     <w:sectPr>
-      <w:headerReference w:type="even" r:id="rId10"/>
-      <w:headerReference w:type="default" r:id="rId11"/>
-      <w:footerReference w:type="default" r:id="rId12"/>
-      <w:headerReference w:type="first" r:id="rId13"/>
+      <w:headerReference w:type="even" r:id="rId11"/>
+      <w:headerReference w:type="default" r:id="rId12"/>
+      <w:footerReference w:type="default" r:id="rId13"/>
+      <w:headerReference w:type="first" r:id="rId14"/>
       <w:pgSz w:w="12240" w:h="15840"/>
       <w:pgMar w:top="1417" w:right="1701" w:bottom="1417" w:left="1701" w:header="708" w:footer="708" w:gutter="0"/>
       <w:cols w:space="708"/>
@@ -3369,6 +3428,7 @@
     <w:rsidRoot w:val="00304F6A"/>
     <w:rsid w:val="00073448"/>
     <w:rsid w:val="001D1112"/>
+    <w:rsid w:val="00261017"/>
     <w:rsid w:val="00304F6A"/>
     <w:rsid w:val="005710B0"/>
     <w:rsid w:val="00606670"/>
@@ -3377,6 +3437,7 @@
     <w:rsid w:val="0083456E"/>
     <w:rsid w:val="00B56D3E"/>
     <w:rsid w:val="00E638D4"/>
+    <w:rsid w:val="00EA349A"/>
     <w:rsid w:val="00F432F3"/>
     <w:rsid w:val="00FD322B"/>
   </w:rsids>

--- a/Manual de Implementación de Gerardo Aguilar.docx
+++ b/Manual de Implementación de Gerardo Aguilar.docx
@@ -60,7 +60,7 @@
         <w:rPr>
           <w:noProof/>
         </w:rPr>
-        <w:t>miércoles, 13 de mayo de 2026</w:t>
+        <w:t>miércoles, 20 de mayo de 2026</w:t>
       </w:r>
       <w:r>
         <w:fldChar w:fldCharType="end"/>
@@ -187,7 +187,7 @@
           <w:noProof/>
         </w:rPr>
         <w:drawing>
-          <wp:inline distT="0" distB="0" distL="0" distR="0" wp14:anchorId="0DDD3175" wp14:editId="04E14988">
+          <wp:inline distT="0" distB="0" distL="0" distR="0" wp14:anchorId="0DDD3175" wp14:editId="426D6901">
             <wp:extent cx="5016666" cy="3391786"/>
             <wp:effectExtent l="0" t="0" r="0" b="0"/>
             <wp:docPr id="5" name="Imagen 2" descr="Implantación de un software ERP a medida y personalizado"/>
@@ -1088,11 +1088,374 @@
         </w:drawing>
       </w:r>
     </w:p>
+    <w:p>
+      <w:r>
+        <w:br w:type="page"/>
+      </w:r>
+    </w:p>
+    <w:p>
+      <w:pPr>
+        <w:jc w:val="center"/>
+      </w:pPr>
+    </w:p>
+    <w:p>
+      <w:pPr>
+        <w:jc w:val="center"/>
+      </w:pPr>
+      <w:r>
+        <w:rPr>
+          <w:noProof/>
+        </w:rPr>
+        <w:drawing>
+          <wp:inline distT="0" distB="0" distL="0" distR="0" wp14:anchorId="36145EC2" wp14:editId="73B25E26">
+            <wp:extent cx="4458505" cy="3902075"/>
+            <wp:effectExtent l="0" t="0" r="0" b="3175"/>
+            <wp:docPr id="1495520056" name="Imagen 1"/>
+            <wp:cNvGraphicFramePr>
+              <a:graphicFrameLocks xmlns:a="http://schemas.openxmlformats.org/drawingml/2006/main" noChangeAspect="1"/>
+            </wp:cNvGraphicFramePr>
+            <a:graphic xmlns:a="http://schemas.openxmlformats.org/drawingml/2006/main">
+              <a:graphicData uri="http://schemas.openxmlformats.org/drawingml/2006/picture">
+                <pic:pic xmlns:pic="http://schemas.openxmlformats.org/drawingml/2006/picture">
+                  <pic:nvPicPr>
+                    <pic:cNvPr id="1495520056" name="Imagen 1495520056"/>
+                    <pic:cNvPicPr/>
+                  </pic:nvPicPr>
+                  <pic:blipFill>
+                    <a:blip r:embed="rId11" cstate="print">
+                      <a:extLst>
+                        <a:ext uri="{28A0092B-C50C-407E-A947-70E740481C1C}">
+                          <a14:useLocalDpi xmlns:a14="http://schemas.microsoft.com/office/drawing/2010/main" val="0"/>
+                        </a:ext>
+                      </a:extLst>
+                    </a:blip>
+                    <a:stretch>
+                      <a:fillRect/>
+                    </a:stretch>
+                  </pic:blipFill>
+                  <pic:spPr>
+                    <a:xfrm>
+                      <a:off x="0" y="0"/>
+                      <a:ext cx="4463003" cy="3906012"/>
+                    </a:xfrm>
+                    <a:prstGeom prst="rect">
+                      <a:avLst/>
+                    </a:prstGeom>
+                  </pic:spPr>
+                </pic:pic>
+              </a:graphicData>
+            </a:graphic>
+          </wp:inline>
+        </w:drawing>
+      </w:r>
+    </w:p>
+    <w:p>
+      <w:pPr>
+        <w:jc w:val="both"/>
+        <w:rPr>
+          <w:b/>
+          <w:bCs/>
+        </w:rPr>
+      </w:pPr>
+      <w:r>
+        <w:rPr>
+          <w:b/>
+          <w:bCs/>
+        </w:rPr>
+        <w:t>Módulo: Registro de Ventas</w:t>
+      </w:r>
+    </w:p>
+    <w:p>
+      <w:pPr>
+        <w:jc w:val="both"/>
+      </w:pPr>
+      <w:r>
+        <w:t xml:space="preserve">La pantalla </w:t>
+      </w:r>
+      <w:r>
+        <w:rPr>
+          <w:b/>
+          <w:bCs/>
+        </w:rPr>
+        <w:t>Registro de Ventas</w:t>
+      </w:r>
+      <w:r>
+        <w:t xml:space="preserve"> permite capturar y almacenar las ventas realizadas dentro del sistema. En este apartado, el usuario puede seleccionar un producto registrado previamente, indicar la cantidad vendida y generar automáticamente el total de la compra.</w:t>
+      </w:r>
+    </w:p>
+    <w:p>
+      <w:pPr>
+        <w:jc w:val="both"/>
+      </w:pPr>
+      <w:r>
+        <w:t>El módulo cuenta con una interfaz sencilla y organizada para facilitar el proceso de captura de información.</w:t>
+      </w:r>
+    </w:p>
+    <w:p>
+      <w:pPr>
+        <w:jc w:val="both"/>
+        <w:rPr>
+          <w:b/>
+          <w:bCs/>
+        </w:rPr>
+      </w:pPr>
+      <w:r>
+        <w:rPr>
+          <w:b/>
+          <w:bCs/>
+        </w:rPr>
+        <w:t>Elementos de la pantalla</w:t>
+      </w:r>
+    </w:p>
+    <w:p>
+      <w:pPr>
+        <w:numPr>
+          <w:ilvl w:val="0"/>
+          <w:numId w:val="6"/>
+        </w:numPr>
+        <w:jc w:val="both"/>
+      </w:pPr>
+      <w:r>
+        <w:rPr>
+          <w:b/>
+          <w:bCs/>
+        </w:rPr>
+        <w:t>Producto:</w:t>
+      </w:r>
+      <w:r>
+        <w:br/>
+        <w:t xml:space="preserve">Lista desplegable que muestra los productos registrados en el sistema. Al seleccionar un producto, el sistema carga automáticamente su precio correspondiente. </w:t>
+      </w:r>
+    </w:p>
+    <w:p>
+      <w:pPr>
+        <w:numPr>
+          <w:ilvl w:val="0"/>
+          <w:numId w:val="6"/>
+        </w:numPr>
+        <w:jc w:val="both"/>
+      </w:pPr>
+      <w:r>
+        <w:rPr>
+          <w:b/>
+          <w:bCs/>
+        </w:rPr>
+        <w:t>Precio:</w:t>
+      </w:r>
+      <w:r>
+        <w:br/>
+        <w:t xml:space="preserve">Campo de solo lectura donde se visualiza el precio del producto seleccionado. </w:t>
+      </w:r>
+    </w:p>
+    <w:p>
+      <w:pPr>
+        <w:numPr>
+          <w:ilvl w:val="0"/>
+          <w:numId w:val="6"/>
+        </w:numPr>
+        <w:jc w:val="both"/>
+      </w:pPr>
+      <w:r>
+        <w:rPr>
+          <w:b/>
+          <w:bCs/>
+        </w:rPr>
+        <w:t>Cantidad:</w:t>
+      </w:r>
+      <w:r>
+        <w:br/>
+        <w:t xml:space="preserve">Campo donde el usuario debe ingresar el número de unidades vendidas. </w:t>
+      </w:r>
+    </w:p>
+    <w:p>
+      <w:pPr>
+        <w:numPr>
+          <w:ilvl w:val="0"/>
+          <w:numId w:val="6"/>
+        </w:numPr>
+        <w:jc w:val="both"/>
+      </w:pPr>
+      <w:r>
+        <w:rPr>
+          <w:b/>
+          <w:bCs/>
+        </w:rPr>
+        <w:lastRenderedPageBreak/>
+        <w:t>Total:</w:t>
+      </w:r>
+      <w:r>
+        <w:br/>
+        <w:t xml:space="preserve">Campo calculado automáticamente por el sistema con base en el precio y la cantidad capturada. </w:t>
+      </w:r>
+    </w:p>
+    <w:p>
+      <w:pPr>
+        <w:numPr>
+          <w:ilvl w:val="0"/>
+          <w:numId w:val="6"/>
+        </w:numPr>
+        <w:jc w:val="both"/>
+      </w:pPr>
+      <w:r>
+        <w:rPr>
+          <w:b/>
+          <w:bCs/>
+        </w:rPr>
+        <w:t>Botón “Registrar Venta”:</w:t>
+      </w:r>
+      <w:r>
+        <w:br/>
+        <w:t xml:space="preserve">Guarda la información de la venta en el archivo correspondiente del sistema. </w:t>
+      </w:r>
+    </w:p>
+    <w:p>
+      <w:pPr>
+        <w:jc w:val="both"/>
+        <w:rPr>
+          <w:b/>
+          <w:bCs/>
+        </w:rPr>
+      </w:pPr>
+      <w:r>
+        <w:rPr>
+          <w:b/>
+          <w:bCs/>
+        </w:rPr>
+        <w:t>Procedimiento para registrar una venta</w:t>
+      </w:r>
+    </w:p>
+    <w:p>
+      <w:pPr>
+        <w:numPr>
+          <w:ilvl w:val="0"/>
+          <w:numId w:val="7"/>
+        </w:numPr>
+        <w:jc w:val="both"/>
+      </w:pPr>
+      <w:r>
+        <w:t xml:space="preserve">Seleccionar un producto de la lista desplegable. </w:t>
+      </w:r>
+    </w:p>
+    <w:p>
+      <w:pPr>
+        <w:numPr>
+          <w:ilvl w:val="0"/>
+          <w:numId w:val="7"/>
+        </w:numPr>
+        <w:jc w:val="both"/>
+      </w:pPr>
+      <w:r>
+        <w:t xml:space="preserve">Verificar que el precio se cargue correctamente. </w:t>
+      </w:r>
+    </w:p>
+    <w:p>
+      <w:pPr>
+        <w:numPr>
+          <w:ilvl w:val="0"/>
+          <w:numId w:val="7"/>
+        </w:numPr>
+        <w:jc w:val="both"/>
+      </w:pPr>
+      <w:r>
+        <w:t xml:space="preserve">Ingresar la cantidad de productos vendidos. </w:t>
+      </w:r>
+    </w:p>
+    <w:p>
+      <w:pPr>
+        <w:numPr>
+          <w:ilvl w:val="0"/>
+          <w:numId w:val="7"/>
+        </w:numPr>
+        <w:jc w:val="both"/>
+      </w:pPr>
+      <w:r>
+        <w:t xml:space="preserve">Confirmar que el total se calcule automáticamente. </w:t>
+      </w:r>
+    </w:p>
+    <w:p>
+      <w:pPr>
+        <w:numPr>
+          <w:ilvl w:val="0"/>
+          <w:numId w:val="7"/>
+        </w:numPr>
+        <w:jc w:val="both"/>
+      </w:pPr>
+      <w:r>
+        <w:t xml:space="preserve">Presionar el botón </w:t>
+      </w:r>
+      <w:r>
+        <w:rPr>
+          <w:b/>
+          <w:bCs/>
+        </w:rPr>
+        <w:t>“Registrar Venta”</w:t>
+      </w:r>
+      <w:r>
+        <w:t xml:space="preserve"> para almacenar la información. </w:t>
+      </w:r>
+    </w:p>
+    <w:p>
+      <w:pPr>
+        <w:jc w:val="both"/>
+        <w:rPr>
+          <w:b/>
+          <w:bCs/>
+        </w:rPr>
+      </w:pPr>
+      <w:r>
+        <w:rPr>
+          <w:b/>
+          <w:bCs/>
+        </w:rPr>
+        <w:t>Validaciones del sistema</w:t>
+      </w:r>
+    </w:p>
+    <w:p>
+      <w:pPr>
+        <w:numPr>
+          <w:ilvl w:val="0"/>
+          <w:numId w:val="8"/>
+        </w:numPr>
+        <w:jc w:val="both"/>
+      </w:pPr>
+      <w:r>
+        <w:t xml:space="preserve">El sistema verifica que todos los campos estén completos antes de guardar la venta. </w:t>
+      </w:r>
+    </w:p>
+    <w:p>
+      <w:pPr>
+        <w:numPr>
+          <w:ilvl w:val="0"/>
+          <w:numId w:val="8"/>
+        </w:numPr>
+        <w:jc w:val="both"/>
+      </w:pPr>
+      <w:r>
+        <w:t xml:space="preserve">Si algún campo está vacío, se mostrará un mensaje de advertencia. </w:t>
+      </w:r>
+    </w:p>
+    <w:p>
+      <w:pPr>
+        <w:numPr>
+          <w:ilvl w:val="0"/>
+          <w:numId w:val="8"/>
+        </w:numPr>
+        <w:jc w:val="both"/>
+      </w:pPr>
+      <w:r>
+        <w:t xml:space="preserve">Una vez registrada la venta correctamente, el sistema mostrará un mensaje de confirmación y limpiará automáticamente los campos para una nueva captura. </w:t>
+      </w:r>
+    </w:p>
+    <w:p>
+      <w:pPr>
+        <w:jc w:val="both"/>
+      </w:pPr>
+    </w:p>
     <w:sectPr>
-      <w:headerReference w:type="even" r:id="rId11"/>
-      <w:headerReference w:type="default" r:id="rId12"/>
-      <w:footerReference w:type="default" r:id="rId13"/>
-      <w:headerReference w:type="first" r:id="rId14"/>
+      <w:headerReference w:type="even" r:id="rId12"/>
+      <w:headerReference w:type="default" r:id="rId13"/>
+      <w:footerReference w:type="default" r:id="rId14"/>
+      <w:headerReference w:type="first" r:id="rId15"/>
       <w:pgSz w:w="12240" w:h="15840"/>
       <w:pgMar w:top="1417" w:right="1701" w:bottom="1417" w:left="1701" w:header="708" w:footer="708" w:gutter="0"/>
       <w:cols w:space="708"/>
@@ -1952,6 +2315,268 @@
     </w:lvl>
   </w:abstractNum>
   <w:abstractNum w:abstractNumId="3" w15:restartNumberingAfterBreak="0">
+    <w:nsid w:val="3F364752"/>
+    <w:multiLevelType w:val="multilevel"/>
+    <w:tmpl w:val="BD2CE130"/>
+    <w:lvl w:ilvl="0">
+      <w:start w:val="1"/>
+      <w:numFmt w:val="bullet"/>
+      <w:lvlText w:val=""/>
+      <w:lvlJc w:val="left"/>
+      <w:pPr>
+        <w:tabs>
+          <w:tab w:val="num" w:pos="720"/>
+        </w:tabs>
+        <w:ind w:left="720" w:hanging="360"/>
+      </w:pPr>
+      <w:rPr>
+        <w:rFonts w:ascii="Symbol" w:hAnsi="Symbol" w:hint="default"/>
+        <w:sz w:val="20"/>
+      </w:rPr>
+    </w:lvl>
+    <w:lvl w:ilvl="1" w:tentative="1">
+      <w:start w:val="1"/>
+      <w:numFmt w:val="bullet"/>
+      <w:lvlText w:val="o"/>
+      <w:lvlJc w:val="left"/>
+      <w:pPr>
+        <w:tabs>
+          <w:tab w:val="num" w:pos="1440"/>
+        </w:tabs>
+        <w:ind w:left="1440" w:hanging="360"/>
+      </w:pPr>
+      <w:rPr>
+        <w:rFonts w:ascii="Courier New" w:hAnsi="Courier New" w:hint="default"/>
+        <w:sz w:val="20"/>
+      </w:rPr>
+    </w:lvl>
+    <w:lvl w:ilvl="2" w:tentative="1">
+      <w:start w:val="1"/>
+      <w:numFmt w:val="bullet"/>
+      <w:lvlText w:val=""/>
+      <w:lvlJc w:val="left"/>
+      <w:pPr>
+        <w:tabs>
+          <w:tab w:val="num" w:pos="2160"/>
+        </w:tabs>
+        <w:ind w:left="2160" w:hanging="360"/>
+      </w:pPr>
+      <w:rPr>
+        <w:rFonts w:ascii="Wingdings" w:hAnsi="Wingdings" w:hint="default"/>
+        <w:sz w:val="20"/>
+      </w:rPr>
+    </w:lvl>
+    <w:lvl w:ilvl="3" w:tentative="1">
+      <w:start w:val="1"/>
+      <w:numFmt w:val="bullet"/>
+      <w:lvlText w:val=""/>
+      <w:lvlJc w:val="left"/>
+      <w:pPr>
+        <w:tabs>
+          <w:tab w:val="num" w:pos="2880"/>
+        </w:tabs>
+        <w:ind w:left="2880" w:hanging="360"/>
+      </w:pPr>
+      <w:rPr>
+        <w:rFonts w:ascii="Wingdings" w:hAnsi="Wingdings" w:hint="default"/>
+        <w:sz w:val="20"/>
+      </w:rPr>
+    </w:lvl>
+    <w:lvl w:ilvl="4" w:tentative="1">
+      <w:start w:val="1"/>
+      <w:numFmt w:val="bullet"/>
+      <w:lvlText w:val=""/>
+      <w:lvlJc w:val="left"/>
+      <w:pPr>
+        <w:tabs>
+          <w:tab w:val="num" w:pos="3600"/>
+        </w:tabs>
+        <w:ind w:left="3600" w:hanging="360"/>
+      </w:pPr>
+      <w:rPr>
+        <w:rFonts w:ascii="Wingdings" w:hAnsi="Wingdings" w:hint="default"/>
+        <w:sz w:val="20"/>
+      </w:rPr>
+    </w:lvl>
+    <w:lvl w:ilvl="5" w:tentative="1">
+      <w:start w:val="1"/>
+      <w:numFmt w:val="bullet"/>
+      <w:lvlText w:val=""/>
+      <w:lvlJc w:val="left"/>
+      <w:pPr>
+        <w:tabs>
+          <w:tab w:val="num" w:pos="4320"/>
+        </w:tabs>
+        <w:ind w:left="4320" w:hanging="360"/>
+      </w:pPr>
+      <w:rPr>
+        <w:rFonts w:ascii="Wingdings" w:hAnsi="Wingdings" w:hint="default"/>
+        <w:sz w:val="20"/>
+      </w:rPr>
+    </w:lvl>
+    <w:lvl w:ilvl="6" w:tentative="1">
+      <w:start w:val="1"/>
+      <w:numFmt w:val="bullet"/>
+      <w:lvlText w:val=""/>
+      <w:lvlJc w:val="left"/>
+      <w:pPr>
+        <w:tabs>
+          <w:tab w:val="num" w:pos="5040"/>
+        </w:tabs>
+        <w:ind w:left="5040" w:hanging="360"/>
+      </w:pPr>
+      <w:rPr>
+        <w:rFonts w:ascii="Wingdings" w:hAnsi="Wingdings" w:hint="default"/>
+        <w:sz w:val="20"/>
+      </w:rPr>
+    </w:lvl>
+    <w:lvl w:ilvl="7" w:tentative="1">
+      <w:start w:val="1"/>
+      <w:numFmt w:val="bullet"/>
+      <w:lvlText w:val=""/>
+      <w:lvlJc w:val="left"/>
+      <w:pPr>
+        <w:tabs>
+          <w:tab w:val="num" w:pos="5760"/>
+        </w:tabs>
+        <w:ind w:left="5760" w:hanging="360"/>
+      </w:pPr>
+      <w:rPr>
+        <w:rFonts w:ascii="Wingdings" w:hAnsi="Wingdings" w:hint="default"/>
+        <w:sz w:val="20"/>
+      </w:rPr>
+    </w:lvl>
+    <w:lvl w:ilvl="8" w:tentative="1">
+      <w:start w:val="1"/>
+      <w:numFmt w:val="bullet"/>
+      <w:lvlText w:val=""/>
+      <w:lvlJc w:val="left"/>
+      <w:pPr>
+        <w:tabs>
+          <w:tab w:val="num" w:pos="6480"/>
+        </w:tabs>
+        <w:ind w:left="6480" w:hanging="360"/>
+      </w:pPr>
+      <w:rPr>
+        <w:rFonts w:ascii="Wingdings" w:hAnsi="Wingdings" w:hint="default"/>
+        <w:sz w:val="20"/>
+      </w:rPr>
+    </w:lvl>
+  </w:abstractNum>
+  <w:abstractNum w:abstractNumId="4" w15:restartNumberingAfterBreak="0">
+    <w:nsid w:val="66D54708"/>
+    <w:multiLevelType w:val="multilevel"/>
+    <w:tmpl w:val="90FC910E"/>
+    <w:lvl w:ilvl="0">
+      <w:start w:val="1"/>
+      <w:numFmt w:val="decimal"/>
+      <w:lvlText w:val="%1."/>
+      <w:lvlJc w:val="left"/>
+      <w:pPr>
+        <w:tabs>
+          <w:tab w:val="num" w:pos="720"/>
+        </w:tabs>
+        <w:ind w:left="720" w:hanging="360"/>
+      </w:pPr>
+    </w:lvl>
+    <w:lvl w:ilvl="1" w:tentative="1">
+      <w:start w:val="1"/>
+      <w:numFmt w:val="decimal"/>
+      <w:lvlText w:val="%2."/>
+      <w:lvlJc w:val="left"/>
+      <w:pPr>
+        <w:tabs>
+          <w:tab w:val="num" w:pos="1440"/>
+        </w:tabs>
+        <w:ind w:left="1440" w:hanging="360"/>
+      </w:pPr>
+    </w:lvl>
+    <w:lvl w:ilvl="2" w:tentative="1">
+      <w:start w:val="1"/>
+      <w:numFmt w:val="decimal"/>
+      <w:lvlText w:val="%3."/>
+      <w:lvlJc w:val="left"/>
+      <w:pPr>
+        <w:tabs>
+          <w:tab w:val="num" w:pos="2160"/>
+        </w:tabs>
+        <w:ind w:left="2160" w:hanging="360"/>
+      </w:pPr>
+    </w:lvl>
+    <w:lvl w:ilvl="3" w:tentative="1">
+      <w:start w:val="1"/>
+      <w:numFmt w:val="decimal"/>
+      <w:lvlText w:val="%4."/>
+      <w:lvlJc w:val="left"/>
+      <w:pPr>
+        <w:tabs>
+          <w:tab w:val="num" w:pos="2880"/>
+        </w:tabs>
+        <w:ind w:left="2880" w:hanging="360"/>
+      </w:pPr>
+    </w:lvl>
+    <w:lvl w:ilvl="4" w:tentative="1">
+      <w:start w:val="1"/>
+      <w:numFmt w:val="decimal"/>
+      <w:lvlText w:val="%5."/>
+      <w:lvlJc w:val="left"/>
+      <w:pPr>
+        <w:tabs>
+          <w:tab w:val="num" w:pos="3600"/>
+        </w:tabs>
+        <w:ind w:left="3600" w:hanging="360"/>
+      </w:pPr>
+    </w:lvl>
+    <w:lvl w:ilvl="5" w:tentative="1">
+      <w:start w:val="1"/>
+      <w:numFmt w:val="decimal"/>
+      <w:lvlText w:val="%6."/>
+      <w:lvlJc w:val="left"/>
+      <w:pPr>
+        <w:tabs>
+          <w:tab w:val="num" w:pos="4320"/>
+        </w:tabs>
+        <w:ind w:left="4320" w:hanging="360"/>
+      </w:pPr>
+    </w:lvl>
+    <w:lvl w:ilvl="6" w:tentative="1">
+      <w:start w:val="1"/>
+      <w:numFmt w:val="decimal"/>
+      <w:lvlText w:val="%7."/>
+      <w:lvlJc w:val="left"/>
+      <w:pPr>
+        <w:tabs>
+          <w:tab w:val="num" w:pos="5040"/>
+        </w:tabs>
+        <w:ind w:left="5040" w:hanging="360"/>
+      </w:pPr>
+    </w:lvl>
+    <w:lvl w:ilvl="7" w:tentative="1">
+      <w:start w:val="1"/>
+      <w:numFmt w:val="decimal"/>
+      <w:lvlText w:val="%8."/>
+      <w:lvlJc w:val="left"/>
+      <w:pPr>
+        <w:tabs>
+          <w:tab w:val="num" w:pos="5760"/>
+        </w:tabs>
+        <w:ind w:left="5760" w:hanging="360"/>
+      </w:pPr>
+    </w:lvl>
+    <w:lvl w:ilvl="8" w:tentative="1">
+      <w:start w:val="1"/>
+      <w:numFmt w:val="decimal"/>
+      <w:lvlText w:val="%9."/>
+      <w:lvlJc w:val="left"/>
+      <w:pPr>
+        <w:tabs>
+          <w:tab w:val="num" w:pos="6480"/>
+        </w:tabs>
+        <w:ind w:left="6480" w:hanging="360"/>
+      </w:pPr>
+    </w:lvl>
+  </w:abstractNum>
+  <w:abstractNum w:abstractNumId="5" w15:restartNumberingAfterBreak="0">
     <w:nsid w:val="6D051DC7"/>
     <w:multiLevelType w:val="hybridMultilevel"/>
     <w:tmpl w:val="FA32D4BE"/>
@@ -2063,7 +2688,7 @@
       </w:rPr>
     </w:lvl>
   </w:abstractNum>
-  <w:abstractNum w:abstractNumId="4" w15:restartNumberingAfterBreak="0">
+  <w:abstractNum w:abstractNumId="6" w15:restartNumberingAfterBreak="0">
     <w:nsid w:val="6E8B16C1"/>
     <w:multiLevelType w:val="hybridMultilevel"/>
     <w:tmpl w:val="632AB206"/>
@@ -2173,6 +2798,155 @@
       </w:pPr>
       <w:rPr>
         <w:rFonts w:ascii="Wingdings" w:hAnsi="Wingdings" w:hint="default"/>
+      </w:rPr>
+    </w:lvl>
+  </w:abstractNum>
+  <w:abstractNum w:abstractNumId="7" w15:restartNumberingAfterBreak="0">
+    <w:nsid w:val="78C167A2"/>
+    <w:multiLevelType w:val="multilevel"/>
+    <w:tmpl w:val="107CD6D8"/>
+    <w:lvl w:ilvl="0">
+      <w:start w:val="1"/>
+      <w:numFmt w:val="bullet"/>
+      <w:lvlText w:val=""/>
+      <w:lvlJc w:val="left"/>
+      <w:pPr>
+        <w:tabs>
+          <w:tab w:val="num" w:pos="720"/>
+        </w:tabs>
+        <w:ind w:left="720" w:hanging="360"/>
+      </w:pPr>
+      <w:rPr>
+        <w:rFonts w:ascii="Symbol" w:hAnsi="Symbol" w:hint="default"/>
+        <w:sz w:val="20"/>
+      </w:rPr>
+    </w:lvl>
+    <w:lvl w:ilvl="1" w:tentative="1">
+      <w:start w:val="1"/>
+      <w:numFmt w:val="bullet"/>
+      <w:lvlText w:val="o"/>
+      <w:lvlJc w:val="left"/>
+      <w:pPr>
+        <w:tabs>
+          <w:tab w:val="num" w:pos="1440"/>
+        </w:tabs>
+        <w:ind w:left="1440" w:hanging="360"/>
+      </w:pPr>
+      <w:rPr>
+        <w:rFonts w:ascii="Courier New" w:hAnsi="Courier New" w:hint="default"/>
+        <w:sz w:val="20"/>
+      </w:rPr>
+    </w:lvl>
+    <w:lvl w:ilvl="2" w:tentative="1">
+      <w:start w:val="1"/>
+      <w:numFmt w:val="bullet"/>
+      <w:lvlText w:val=""/>
+      <w:lvlJc w:val="left"/>
+      <w:pPr>
+        <w:tabs>
+          <w:tab w:val="num" w:pos="2160"/>
+        </w:tabs>
+        <w:ind w:left="2160" w:hanging="360"/>
+      </w:pPr>
+      <w:rPr>
+        <w:rFonts w:ascii="Wingdings" w:hAnsi="Wingdings" w:hint="default"/>
+        <w:sz w:val="20"/>
+      </w:rPr>
+    </w:lvl>
+    <w:lvl w:ilvl="3" w:tentative="1">
+      <w:start w:val="1"/>
+      <w:numFmt w:val="bullet"/>
+      <w:lvlText w:val=""/>
+      <w:lvlJc w:val="left"/>
+      <w:pPr>
+        <w:tabs>
+          <w:tab w:val="num" w:pos="2880"/>
+        </w:tabs>
+        <w:ind w:left="2880" w:hanging="360"/>
+      </w:pPr>
+      <w:rPr>
+        <w:rFonts w:ascii="Wingdings" w:hAnsi="Wingdings" w:hint="default"/>
+        <w:sz w:val="20"/>
+      </w:rPr>
+    </w:lvl>
+    <w:lvl w:ilvl="4" w:tentative="1">
+      <w:start w:val="1"/>
+      <w:numFmt w:val="bullet"/>
+      <w:lvlText w:val=""/>
+      <w:lvlJc w:val="left"/>
+      <w:pPr>
+        <w:tabs>
+          <w:tab w:val="num" w:pos="3600"/>
+        </w:tabs>
+        <w:ind w:left="3600" w:hanging="360"/>
+      </w:pPr>
+      <w:rPr>
+        <w:rFonts w:ascii="Wingdings" w:hAnsi="Wingdings" w:hint="default"/>
+        <w:sz w:val="20"/>
+      </w:rPr>
+    </w:lvl>
+    <w:lvl w:ilvl="5" w:tentative="1">
+      <w:start w:val="1"/>
+      <w:numFmt w:val="bullet"/>
+      <w:lvlText w:val=""/>
+      <w:lvlJc w:val="left"/>
+      <w:pPr>
+        <w:tabs>
+          <w:tab w:val="num" w:pos="4320"/>
+        </w:tabs>
+        <w:ind w:left="4320" w:hanging="360"/>
+      </w:pPr>
+      <w:rPr>
+        <w:rFonts w:ascii="Wingdings" w:hAnsi="Wingdings" w:hint="default"/>
+        <w:sz w:val="20"/>
+      </w:rPr>
+    </w:lvl>
+    <w:lvl w:ilvl="6" w:tentative="1">
+      <w:start w:val="1"/>
+      <w:numFmt w:val="bullet"/>
+      <w:lvlText w:val=""/>
+      <w:lvlJc w:val="left"/>
+      <w:pPr>
+        <w:tabs>
+          <w:tab w:val="num" w:pos="5040"/>
+        </w:tabs>
+        <w:ind w:left="5040" w:hanging="360"/>
+      </w:pPr>
+      <w:rPr>
+        <w:rFonts w:ascii="Wingdings" w:hAnsi="Wingdings" w:hint="default"/>
+        <w:sz w:val="20"/>
+      </w:rPr>
+    </w:lvl>
+    <w:lvl w:ilvl="7" w:tentative="1">
+      <w:start w:val="1"/>
+      <w:numFmt w:val="bullet"/>
+      <w:lvlText w:val=""/>
+      <w:lvlJc w:val="left"/>
+      <w:pPr>
+        <w:tabs>
+          <w:tab w:val="num" w:pos="5760"/>
+        </w:tabs>
+        <w:ind w:left="5760" w:hanging="360"/>
+      </w:pPr>
+      <w:rPr>
+        <w:rFonts w:ascii="Wingdings" w:hAnsi="Wingdings" w:hint="default"/>
+        <w:sz w:val="20"/>
+      </w:rPr>
+    </w:lvl>
+    <w:lvl w:ilvl="8" w:tentative="1">
+      <w:start w:val="1"/>
+      <w:numFmt w:val="bullet"/>
+      <w:lvlText w:val=""/>
+      <w:lvlJc w:val="left"/>
+      <w:pPr>
+        <w:tabs>
+          <w:tab w:val="num" w:pos="6480"/>
+        </w:tabs>
+        <w:ind w:left="6480" w:hanging="360"/>
+      </w:pPr>
+      <w:rPr>
+        <w:rFonts w:ascii="Wingdings" w:hAnsi="Wingdings" w:hint="default"/>
+        <w:sz w:val="20"/>
       </w:rPr>
     </w:lvl>
   </w:abstractNum>
@@ -2183,13 +2957,22 @@
     <w:abstractNumId w:val="1"/>
   </w:num>
   <w:num w:numId="3" w16cid:durableId="1033073331">
-    <w:abstractNumId w:val="3"/>
+    <w:abstractNumId w:val="5"/>
   </w:num>
   <w:num w:numId="4" w16cid:durableId="1929650813">
     <w:abstractNumId w:val="0"/>
   </w:num>
   <w:num w:numId="5" w16cid:durableId="99645247">
+    <w:abstractNumId w:val="6"/>
+  </w:num>
+  <w:num w:numId="6" w16cid:durableId="1770614483">
+    <w:abstractNumId w:val="7"/>
+  </w:num>
+  <w:num w:numId="7" w16cid:durableId="608009078">
     <w:abstractNumId w:val="4"/>
+  </w:num>
+  <w:num w:numId="8" w16cid:durableId="1506673834">
+    <w:abstractNumId w:val="3"/>
   </w:num>
 </w:numbering>
 </file>
@@ -2806,7 +3589,6 @@
   <w:style w:type="character" w:default="1" w:styleId="Fuentedeprrafopredeter">
     <w:name w:val="Default Paragraph Font"/>
     <w:uiPriority w:val="1"/>
-    <w:semiHidden/>
     <w:unhideWhenUsed/>
   </w:style>
   <w:style w:type="table" w:default="1" w:styleId="Tablanormal">
@@ -3426,6 +4208,7 @@
   </w:compat>
   <w:rsids>
     <w:rsidRoot w:val="00304F6A"/>
+    <w:rsid w:val="00004869"/>
     <w:rsid w:val="00073448"/>
     <w:rsid w:val="001D1112"/>
     <w:rsid w:val="00261017"/>
@@ -3436,6 +4219,7 @@
     <w:rsid w:val="00714909"/>
     <w:rsid w:val="0083456E"/>
     <w:rsid w:val="00B56D3E"/>
+    <w:rsid w:val="00C24915"/>
     <w:rsid w:val="00E638D4"/>
     <w:rsid w:val="00EA349A"/>
     <w:rsid w:val="00F432F3"/>
